--- a/video-film-editing/output/05 3.3b Nota Pembelajaran (Kertas Penerangan)/Core Abilities L1-L3 (format JPK)/KP-CA-40 KP4.2 SITUATION REQUIREMENT HANDLING (IT-072).docx
+++ b/video-film-editing/output/05 3.3b Nota Pembelajaran (Kertas Penerangan)/Core Abilities L1-L3 (format JPK)/KP-CA-40 KP4.2 SITUATION REQUIREMENT HANDLING (IT-072).docx
@@ -2,451 +2,10 @@
 <file path=word/document.xml><?xml version="1.0" encoding="utf-8"?>
 <w:document xmlns:wpc="http://schemas.microsoft.com/office/word/2010/wordprocessingCanvas" xmlns:mo="http://schemas.microsoft.com/office/mac/office/2008/main" xmlns:mc="http://schemas.openxmlformats.org/markup-compatibility/2006" xmlns:mv="urn:schemas-microsoft-com:mac:vml" xmlns:o="urn:schemas-microsoft-com:office:office" xmlns:r="http://schemas.openxmlformats.org/officeDocument/2006/relationships" xmlns:m="http://schemas.openxmlformats.org/officeDocument/2006/math" xmlns:v="urn:schemas-microsoft-com:vml" xmlns:wp14="http://schemas.microsoft.com/office/word/2010/wordprocessingDrawing" xmlns:wp="http://schemas.openxmlformats.org/drawingml/2006/wordprocessingDrawing" xmlns:w10="urn:schemas-microsoft-com:office:word" xmlns:w="http://schemas.openxmlformats.org/wordprocessingml/2006/main" xmlns:w14="http://schemas.microsoft.com/office/word/2010/wordml" xmlns:wpg="http://schemas.microsoft.com/office/word/2010/wordprocessingGroup" xmlns:wpi="http://schemas.microsoft.com/office/word/2010/wordprocessingInk" xmlns:wne="http://schemas.microsoft.com/office/word/2006/wordml" xmlns:wps="http://schemas.microsoft.com/office/word/2010/wordprocessingShape" mc:Ignorable="w14 wp14">
   <w:body>
-    <w:p>
-      <w:r>
-        <w:rPr>
-          <w:rFonts w:ascii="Arial" w:hAnsi="Arial"/>
-          <w:b/>
-          <w:sz w:val="24"/>
-        </w:rPr>
-        <w:t>TAJUK</w:t>
-      </w:r>
-      <w:r>
-        <w:rPr>
-          <w:rFonts w:ascii="Arial" w:hAnsi="Arial"/>
-          <w:b/>
-          <w:sz w:val="24"/>
-        </w:rPr>
-        <w:t>/</w:t>
-      </w:r>
-      <w:r>
-        <w:rPr>
-          <w:rFonts w:ascii="Arial" w:hAnsi="Arial"/>
-          <w:b/>
-          <w:i/>
-          <w:sz w:val="24"/>
-        </w:rPr>
-        <w:t>TITLE</w:t>
-      </w:r>
-      <w:r>
-        <w:rPr>
-          <w:rFonts w:ascii="Arial" w:hAnsi="Arial"/>
-          <w:b/>
-          <w:sz w:val="24"/>
-        </w:rPr>
-        <w:t>:</w:t>
-      </w:r>
-      <w:r>
-        <w:t xml:space="preserve">  </w:t>
-      </w:r>
-      <w:r>
-        <w:rPr>
-          <w:rFonts w:ascii="Arial" w:hAnsi="Arial"/>
-          <w:b/>
-          <w:sz w:val="24"/>
-        </w:rPr>
-        <w:t>SITUATION REQUIREMENT HANDLING</w:t>
-      </w:r>
-    </w:p>
-    <w:p/>
-    <w:p>
-      <w:r>
-        <w:rPr>
-          <w:rFonts w:ascii="Arial" w:hAnsi="Arial"/>
-          <w:b/>
-          <w:sz w:val="24"/>
-        </w:rPr>
-        <w:t>TUJUAN</w:t>
-      </w:r>
-      <w:r>
-        <w:rPr>
-          <w:rFonts w:ascii="Arial" w:hAnsi="Arial"/>
-          <w:b/>
-          <w:sz w:val="24"/>
-        </w:rPr>
-        <w:t>/</w:t>
-      </w:r>
-      <w:r>
-        <w:rPr>
-          <w:rFonts w:ascii="Arial" w:hAnsi="Arial"/>
-          <w:b/>
-          <w:i/>
-          <w:sz w:val="24"/>
-        </w:rPr>
-        <w:t>PURPOSE</w:t>
-      </w:r>
-      <w:r>
-        <w:rPr>
-          <w:rFonts w:ascii="Arial" w:hAnsi="Arial"/>
-          <w:b/>
-          <w:sz w:val="24"/>
-        </w:rPr>
-        <w:t>:</w:t>
-      </w:r>
-    </w:p>
-    <w:p/>
-    <w:p>
-      <w:pPr>
-        <w:spacing w:after="160"/>
-      </w:pPr>
-      <w:r>
-        <w:rPr>
-          <w:rFonts w:ascii="Arial" w:hAnsi="Arial"/>
-          <w:b w:val="0"/>
-          <w:i w:val="0"/>
-          <w:sz w:val="22"/>
-        </w:rPr>
-        <w:t xml:space="preserve">Kertas Penerangan ini bertujuan menerangkan kebolehan untuk </w:t>
-      </w:r>
-      <w:r>
-        <w:rPr>
-          <w:rFonts w:ascii="Arial" w:hAnsi="Arial"/>
-          <w:b w:val="0"/>
-          <w:i/>
-          <w:sz w:val="22"/>
-        </w:rPr>
-        <w:t>menyampaikan situasi kecemasan/mendesak kepada pihak yang berkaitan dan mengendalikannya dengan sewajarnya (communicate urgent situation to relevant parties and handle them accordingly)</w:t>
-      </w:r>
-      <w:r>
-        <w:rPr>
-          <w:rFonts w:ascii="Arial" w:hAnsi="Arial"/>
-          <w:b w:val="0"/>
-          <w:i w:val="0"/>
-          <w:sz w:val="22"/>
-        </w:rPr>
-        <w:t>. Individu yang kompeten dalam CA ini mestilah dapat mengendalikan situasi mendesak.</w:t>
-      </w:r>
-    </w:p>
-    <w:p>
-      <w:r>
-        <w:rPr>
-          <w:rFonts w:ascii="Arial" w:hAnsi="Arial"/>
-          <w:b/>
-          <w:sz w:val="24"/>
-        </w:rPr>
-        <w:t>PENERANGAN</w:t>
-      </w:r>
-      <w:r>
-        <w:rPr>
-          <w:rFonts w:ascii="Arial" w:hAnsi="Arial"/>
-          <w:b/>
-          <w:sz w:val="24"/>
-        </w:rPr>
-        <w:t>/</w:t>
-      </w:r>
-      <w:r>
-        <w:rPr>
-          <w:rFonts w:ascii="Arial" w:hAnsi="Arial"/>
-          <w:b/>
-          <w:i/>
-          <w:sz w:val="24"/>
-        </w:rPr>
-        <w:t>INFORMATION</w:t>
-      </w:r>
-      <w:r>
-        <w:rPr>
-          <w:rFonts w:ascii="Arial" w:hAnsi="Arial"/>
-          <w:b/>
-          <w:sz w:val="24"/>
-        </w:rPr>
-        <w:t>:</w:t>
-      </w:r>
-    </w:p>
-    <w:p/>
-    <w:p>
-      <w:pPr>
-        <w:spacing w:before="200"/>
-      </w:pPr>
-      <w:r>
-        <w:rPr>
-          <w:rFonts w:ascii="Arial" w:hAnsi="Arial"/>
-          <w:b/>
-          <w:i w:val="0"/>
-          <w:sz w:val="24"/>
-        </w:rPr>
-        <w:t>1. Keutamaan kerja (Work priority)</w:t>
-      </w:r>
-    </w:p>
-    <w:p>
-      <w:pPr>
-        <w:spacing w:after="160"/>
-      </w:pPr>
-      <w:r>
-        <w:rPr>
-          <w:rFonts w:ascii="Arial" w:hAnsi="Arial"/>
-          <w:b/>
-          <w:i w:val="0"/>
-          <w:sz w:val="22"/>
-        </w:rPr>
-        <w:t>1.1 Pengenalan</w:t>
-      </w:r>
-    </w:p>
-    <w:p>
-      <w:pPr>
-        <w:spacing w:after="160"/>
-      </w:pPr>
-      <w:r>
-        <w:rPr>
-          <w:rFonts w:ascii="Arial" w:hAnsi="Arial"/>
-          <w:b w:val="0"/>
-          <w:i w:val="0"/>
-          <w:sz w:val="22"/>
-        </w:rPr>
-        <w:t xml:space="preserve">Bagi kebanyakan orang, menguruskan keutamaan sering menjadi punca konflik yang berpotensi. Tingkah laku kerja yang betul diringkaskan dalam frasa </w:t>
-      </w:r>
-      <w:r>
-        <w:rPr>
-          <w:rFonts w:ascii="Arial" w:hAnsi="Arial"/>
-          <w:b w:val="0"/>
-          <w:i/>
-          <w:sz w:val="22"/>
-        </w:rPr>
-        <w:t>'apa yang anda lakukan kedua sama pentingnya dengan apa yang anda lakukan pertama'</w:t>
-      </w:r>
-      <w:r>
-        <w:rPr>
-          <w:rFonts w:ascii="Arial" w:hAnsi="Arial"/>
-          <w:b w:val="0"/>
-          <w:i w:val="0"/>
-          <w:sz w:val="22"/>
-        </w:rPr>
-        <w:t>. Rutin ini boleh dicapai jika masa dikawal bagi tujuan pengurusan keutamaan. Modul ini melihat kepada keupayaan untuk fokus kepada keutamaan objektif kerja dan masalah asas konflik antara keutamaan kepentingan dan keutamaan masa.</w:t>
-      </w:r>
-    </w:p>
-    <w:p>
-      <w:pPr>
-        <w:spacing w:after="160"/>
-      </w:pPr>
-      <w:r>
-        <w:rPr>
-          <w:rFonts w:ascii="Arial" w:hAnsi="Arial"/>
-          <w:b w:val="0"/>
-          <w:i/>
-          <w:sz w:val="22"/>
-        </w:rPr>
-        <w:t>Contoh studio:</w:t>
-      </w:r>
-      <w:r>
-        <w:rPr>
-          <w:rFonts w:ascii="Arial" w:hAnsi="Arial"/>
-          <w:b w:val="0"/>
-          <w:i w:val="0"/>
-          <w:sz w:val="22"/>
-        </w:rPr>
-        <w:t xml:space="preserve"> Seorang Editor mungkin diberi tiga tugasan serentak — </w:t>
-      </w:r>
-      <w:r>
-        <w:rPr>
-          <w:rFonts w:ascii="Arial" w:hAnsi="Arial"/>
-          <w:b w:val="0"/>
-          <w:i/>
-          <w:sz w:val="22"/>
-        </w:rPr>
-        <w:t>rough cut</w:t>
-      </w:r>
-      <w:r>
-        <w:rPr>
-          <w:rFonts w:ascii="Arial" w:hAnsi="Arial"/>
-          <w:b w:val="0"/>
-          <w:i w:val="0"/>
-          <w:sz w:val="22"/>
-        </w:rPr>
-        <w:t xml:space="preserve"> untuk klien A esok, </w:t>
-      </w:r>
-      <w:r>
-        <w:rPr>
-          <w:rFonts w:ascii="Arial" w:hAnsi="Arial"/>
-          <w:b w:val="0"/>
-          <w:i/>
-          <w:sz w:val="22"/>
-        </w:rPr>
-        <w:t>colour grading</w:t>
-      </w:r>
-      <w:r>
-        <w:rPr>
-          <w:rFonts w:ascii="Arial" w:hAnsi="Arial"/>
-          <w:b w:val="0"/>
-          <w:i w:val="0"/>
-          <w:sz w:val="22"/>
-        </w:rPr>
-        <w:t xml:space="preserve"> untuk klien B minggu depan, dan permintaan mendadak Director untuk </w:t>
-      </w:r>
-      <w:r>
-        <w:rPr>
-          <w:rFonts w:ascii="Arial" w:hAnsi="Arial"/>
-          <w:b w:val="0"/>
-          <w:i/>
-          <w:sz w:val="22"/>
-        </w:rPr>
-        <w:t>re-edit</w:t>
-      </w:r>
-      <w:r>
-        <w:rPr>
-          <w:rFonts w:ascii="Arial" w:hAnsi="Arial"/>
-          <w:b w:val="0"/>
-          <w:i w:val="0"/>
-          <w:sz w:val="22"/>
-        </w:rPr>
-        <w:t xml:space="preserve"> trailer sebelum siaran petang ini. Mengurus keutamaan bermakna Editor mesti menilai mana tugasan adalah keutamaan 'A' (mendesak dan penting) berbanding yang boleh ditangguh.</w:t>
-      </w:r>
-    </w:p>
-    <w:p>
-      <w:pPr>
-        <w:spacing w:after="160"/>
-      </w:pPr>
-      <w:r>
-        <w:rPr>
-          <w:rFonts w:ascii="Arial" w:hAnsi="Arial"/>
-          <w:b/>
-          <w:i w:val="0"/>
-          <w:sz w:val="22"/>
-        </w:rPr>
-        <w:t>1.2 Matlamat pengurusan keutamaan kerja adalah seperti berikut:</w:t>
-      </w:r>
-    </w:p>
-    <w:p>
-      <w:pPr>
-        <w:spacing w:after="160"/>
-      </w:pPr>
-      <w:r>
-        <w:rPr>
-          <w:rFonts w:ascii="Arial" w:hAnsi="Arial"/>
-          <w:b w:val="0"/>
-          <w:i w:val="0"/>
-          <w:sz w:val="22"/>
-        </w:rPr>
-        <w:t>i) Memastikan objektif kerja ditakrifkan dari segi kerja keutamaan 'A';</w:t>
-      </w:r>
-    </w:p>
-    <w:p>
-      <w:pPr>
-        <w:spacing w:after="160"/>
-      </w:pPr>
-      <w:r>
-        <w:rPr>
-          <w:rFonts w:ascii="Arial" w:hAnsi="Arial"/>
-          <w:b w:val="0"/>
-          <w:i w:val="0"/>
-          <w:sz w:val="22"/>
-        </w:rPr>
-        <w:t>ii) Mengaplikasikan keutamaan masa dengan berkesan;</w:t>
-      </w:r>
-    </w:p>
-    <w:p>
-      <w:pPr>
-        <w:spacing w:after="160"/>
-      </w:pPr>
-      <w:r>
-        <w:rPr>
-          <w:rFonts w:ascii="Arial" w:hAnsi="Arial"/>
-          <w:b w:val="0"/>
-          <w:i w:val="0"/>
-          <w:sz w:val="22"/>
-        </w:rPr>
-        <w:t>iii) Meneroka cara mengatasi kekurangan masa;</w:t>
-      </w:r>
-    </w:p>
-    <w:p>
-      <w:pPr>
-        <w:spacing w:after="160"/>
-      </w:pPr>
-      <w:r>
-        <w:rPr>
-          <w:rFonts w:ascii="Arial" w:hAnsi="Arial"/>
-          <w:b w:val="0"/>
-          <w:i w:val="0"/>
-          <w:sz w:val="22"/>
-        </w:rPr>
-        <w:t>iv) Menerangkan konsep dan aplikasi 'Masa A';</w:t>
-      </w:r>
-    </w:p>
-    <w:p>
-      <w:pPr>
-        <w:spacing w:after="160"/>
-      </w:pPr>
-      <w:r>
-        <w:rPr>
-          <w:rFonts w:ascii="Arial" w:hAnsi="Arial"/>
-          <w:b w:val="0"/>
-          <w:i w:val="0"/>
-          <w:sz w:val="22"/>
-        </w:rPr>
-        <w:t>v) Menentukan cara merancang kerja keutamaan peribadi 'A';</w:t>
-      </w:r>
-    </w:p>
-    <w:p>
-      <w:pPr>
-        <w:spacing w:after="160"/>
-      </w:pPr>
-      <w:r>
-        <w:rPr>
-          <w:rFonts w:ascii="Arial" w:hAnsi="Arial"/>
-          <w:b w:val="0"/>
-          <w:i w:val="0"/>
-          <w:sz w:val="22"/>
-        </w:rPr>
-        <w:t>vi) Memahami cara menjadualkan kerja keutamaan 'A' bagi meminimumkan konflik keutamaan;</w:t>
-      </w:r>
-    </w:p>
-    <w:p>
-      <w:pPr>
-        <w:spacing w:after="160"/>
-      </w:pPr>
-      <w:r>
-        <w:rPr>
-          <w:rFonts w:ascii="Arial" w:hAnsi="Arial"/>
-          <w:b w:val="0"/>
-          <w:i w:val="0"/>
-          <w:sz w:val="22"/>
-        </w:rPr>
-        <w:t>vii) Membangun dan melaksanakan pelan tindakan untuk penambahbaikan.</w:t>
-      </w:r>
-    </w:p>
-    <w:p>
-      <w:pPr>
-        <w:spacing w:after="160"/>
-      </w:pPr>
-      <w:r>
-        <w:rPr>
-          <w:rFonts w:ascii="Arial" w:hAnsi="Arial"/>
-          <w:b/>
-          <w:i w:val="0"/>
-          <w:sz w:val="22"/>
-        </w:rPr>
-        <w:t>1.3 Kluster Prestasi untuk Pengurusan Keutamaan (Performance Cluster for Priority Management)</w:t>
-      </w:r>
-    </w:p>
-    <w:p>
-      <w:pPr>
-        <w:spacing w:after="160"/>
-      </w:pPr>
-      <w:r>
-        <w:rPr>
-          <w:rFonts w:ascii="Arial" w:hAnsi="Arial"/>
-          <w:b w:val="0"/>
-          <w:i w:val="0"/>
-          <w:sz w:val="22"/>
-        </w:rPr>
-        <w:t>Gambar rajah dan carta menunjukkan skop kesan yang dimiliki oleh Pengurusan Keutamaan terhadap bidang kemahiran prestasi lain dalam Model Kemahiran Prestasi.</w:t>
-      </w:r>
-    </w:p>
-    <w:p>
-      <w:pPr>
-        <w:spacing w:after="160"/>
-      </w:pPr>
-      <w:r>
-        <w:rPr>
-          <w:rFonts w:ascii="Arial" w:hAnsi="Arial"/>
-          <w:b/>
-          <w:i w:val="0"/>
-          <w:sz w:val="22"/>
-        </w:rPr>
-        <w:t>Rajah 1: Kluster Prestasi Pengurusan Keutamaan</w:t>
-      </w:r>
-    </w:p>
     <w:tbl>
       <w:tblPr>
         <w:tblW w:type="auto" w:w="0"/>
+        <w:jc w:val="center"/>
         <w:tblLook w:firstColumn="1" w:firstRow="1" w:lastColumn="0" w:lastRow="0" w:noHBand="0" w:noVBand="1" w:val="04A0"/>
         <w:tblBorders>
           <w:top w:val="single" w:sz="4" w:space="0" w:color="000000"/>
@@ -465,7 +24,211 @@
       <w:tr>
         <w:tc>
           <w:tcPr>
-            <w:tcW w:type="dxa" w:w="3213"/>
+            <w:tcW w:type="dxa" w:w="2551"/>
+            <w:vAlign w:val="center"/>
+            <w:tcMar>
+              <w:top w:w="40" w:type="dxa"/>
+              <w:bottom w:w="40" w:type="dxa"/>
+              <w:start w:w="80" w:type="dxa"/>
+              <w:end w:w="80" w:type="dxa"/>
+            </w:tcMar>
+          </w:tcPr>
+          <w:p>
+            <w:pPr>
+              <w:jc w:val="left"/>
+            </w:pPr>
+            <w:r>
+              <w:drawing>
+                <wp:inline xmlns:a="http://schemas.openxmlformats.org/drawingml/2006/main" xmlns:pic="http://schemas.openxmlformats.org/drawingml/2006/picture">
+                  <wp:extent cx="885785" cy="1404000"/>
+                  <wp:docPr id="1" name="Picture 1"/>
+                  <wp:cNvGraphicFramePr>
+                    <a:graphicFrameLocks noChangeAspect="1"/>
+                  </wp:cNvGraphicFramePr>
+                  <a:graphic>
+                    <a:graphicData uri="http://schemas.openxmlformats.org/drawingml/2006/picture">
+                      <pic:pic>
+                        <pic:nvPicPr>
+                          <pic:cNvPr id="0" name="jpk-logo-official.png"/>
+                          <pic:cNvPicPr/>
+                        </pic:nvPicPr>
+                        <pic:blipFill>
+                          <a:blip r:embed="rId13"/>
+                          <a:stretch>
+                            <a:fillRect/>
+                          </a:stretch>
+                        </pic:blipFill>
+                        <pic:spPr>
+                          <a:xfrm>
+                            <a:off x="0" y="0"/>
+                            <a:ext cx="885785" cy="1404000"/>
+                          </a:xfrm>
+                          <a:prstGeom prst="rect"/>
+                        </pic:spPr>
+                      </pic:pic>
+                    </a:graphicData>
+                  </a:graphic>
+                </wp:inline>
+              </w:drawing>
+            </w:r>
+          </w:p>
+        </w:tc>
+        <w:tc>
+          <w:tcPr>
+            <w:tcW w:type="dxa" w:w="2268"/>
+            <w:gridSpan w:val="2"/>
+            <w:tcMar>
+              <w:top w:w="40" w:type="dxa"/>
+              <w:bottom w:w="40" w:type="dxa"/>
+              <w:start w:w="80" w:type="dxa"/>
+              <w:end w:w="80" w:type="dxa"/>
+            </w:tcMar>
+            <w:tcMar>
+              <w:top w:w="40" w:type="dxa"/>
+              <w:bottom w:w="40" w:type="dxa"/>
+              <w:start w:w="80" w:type="dxa"/>
+              <w:end w:w="80" w:type="dxa"/>
+            </w:tcMar>
+          </w:tcPr>
+          <w:p>
+            <w:r/>
+            <w:r>
+              <w:rPr>
+                <w:rFonts w:ascii="Arial" w:hAnsi="Arial"/>
+                <w:b/>
+                <w:sz w:val="22"/>
+              </w:rPr>
+              <w:t>JABATAN PEMBANGUNAN KEMAHIRAN</w:t>
+            </w:r>
+          </w:p>
+          <w:p>
+            <w:r>
+              <w:rPr>
+                <w:rFonts w:ascii="Arial" w:hAnsi="Arial"/>
+                <w:b/>
+                <w:sz w:val="22"/>
+              </w:rPr>
+              <w:t>KEMENTERIAN SUMBER MANUSIA</w:t>
+            </w:r>
+          </w:p>
+          <w:p>
+            <w:r>
+              <w:rPr>
+                <w:rFonts w:ascii="Arial" w:hAnsi="Arial"/>
+                <w:b/>
+                <w:sz w:val="22"/>
+              </w:rPr>
+              <w:t>ARAS 7 &amp; 8 BLOK D4, KOMPLEK D</w:t>
+            </w:r>
+          </w:p>
+          <w:p>
+            <w:r>
+              <w:rPr>
+                <w:rFonts w:ascii="Arial" w:hAnsi="Arial"/>
+                <w:b/>
+                <w:sz w:val="22"/>
+              </w:rPr>
+              <w:t>PUSAT PENTADBIRAN KERAJAAN PERSEKUTUAN</w:t>
+            </w:r>
+          </w:p>
+          <w:p>
+            <w:r>
+              <w:rPr>
+                <w:rFonts w:ascii="Arial" w:hAnsi="Arial"/>
+                <w:b/>
+                <w:sz w:val="22"/>
+              </w:rPr>
+              <w:t>62530 PUTRAJAYA</w:t>
+            </w:r>
+          </w:p>
+          <w:p/>
+          <w:p>
+            <w:r>
+              <w:rPr>
+                <w:rFonts w:ascii="Arial" w:hAnsi="Arial"/>
+                <w:b/>
+                <w:sz w:val="40"/>
+              </w:rPr>
+              <w:t>KERTAS PENERANGAN</w:t>
+            </w:r>
+          </w:p>
+          <w:p>
+            <w:r>
+              <w:rPr>
+                <w:rFonts w:ascii="Arial" w:hAnsi="Arial"/>
+                <w:b/>
+                <w:sz w:val="24"/>
+              </w:rPr>
+              <w:t>(</w:t>
+            </w:r>
+            <w:r>
+              <w:rPr>
+                <w:rFonts w:ascii="Arial" w:hAnsi="Arial"/>
+                <w:b/>
+                <w:i/>
+                <w:sz w:val="24"/>
+              </w:rPr>
+              <w:t>INFORMATION SHEET</w:t>
+            </w:r>
+            <w:r>
+              <w:rPr>
+                <w:rFonts w:ascii="Arial" w:hAnsi="Arial"/>
+                <w:b/>
+                <w:sz w:val="24"/>
+              </w:rPr>
+              <w:t>)</w:t>
+            </w:r>
+          </w:p>
+        </w:tc>
+      </w:tr>
+      <w:tr>
+        <w:tc>
+          <w:tcPr>
+            <w:tcW w:type="dxa" w:w="2551"/>
+            <w:tcMar>
+              <w:top w:w="40" w:type="dxa"/>
+              <w:bottom w:w="40" w:type="dxa"/>
+              <w:start w:w="80" w:type="dxa"/>
+              <w:end w:w="80" w:type="dxa"/>
+            </w:tcMar>
+          </w:tcPr>
+          <w:p>
+            <w:r/>
+            <w:r>
+              <w:rPr>
+                <w:rFonts w:ascii="Arial" w:hAnsi="Arial"/>
+                <w:b/>
+                <w:sz w:val="22"/>
+              </w:rPr>
+              <w:t xml:space="preserve">KOD DAN NAMA PROGRAM / </w:t>
+            </w:r>
+            <w:r>
+              <w:rPr>
+                <w:rFonts w:ascii="Arial" w:hAnsi="Arial"/>
+                <w:b/>
+                <w:i/>
+                <w:sz w:val="22"/>
+              </w:rPr>
+              <w:t>PROGRAM'S CODE AND NAME</w:t>
+            </w:r>
+          </w:p>
+        </w:tc>
+        <w:tc>
+          <w:tcPr>
+            <w:tcW w:type="dxa" w:w="2268"/>
+            <w:gridSpan w:val="2"/>
+            <w:tcMar>
+              <w:top w:w="40" w:type="dxa"/>
+              <w:bottom w:w="40" w:type="dxa"/>
+              <w:start w:w="80" w:type="dxa"/>
+              <w:end w:w="80" w:type="dxa"/>
+            </w:tcMar>
+            <w:tcMar>
+              <w:top w:w="40" w:type="dxa"/>
+              <w:bottom w:w="40" w:type="dxa"/>
+              <w:start w:w="80" w:type="dxa"/>
+              <w:end w:w="80" w:type="dxa"/>
+            </w:tcMar>
           </w:tcPr>
           <w:p>
             <w:r/>
@@ -476,13 +239,59 @@
                 <w:i w:val="0"/>
                 <w:sz w:val="22"/>
               </w:rPr>
-              <w:t>Mengurus DIRI (Managing SELF)</w:t>
+              <w:t>Z-009-3:2015 CORE ABILITIES (untuk program IT-072-3:2012 VIDEO / FILM (EDITING))</w:t>
+            </w:r>
+          </w:p>
+        </w:tc>
+      </w:tr>
+      <w:tr>
+        <w:tc>
+          <w:tcPr>
+            <w:tcW w:type="dxa" w:w="2551"/>
+            <w:tcMar>
+              <w:top w:w="40" w:type="dxa"/>
+              <w:bottom w:w="40" w:type="dxa"/>
+              <w:start w:w="80" w:type="dxa"/>
+              <w:end w:w="80" w:type="dxa"/>
+            </w:tcMar>
+          </w:tcPr>
+          <w:p>
+            <w:r/>
+            <w:r>
+              <w:rPr>
+                <w:rFonts w:ascii="Arial" w:hAnsi="Arial"/>
+                <w:b/>
+                <w:sz w:val="22"/>
+              </w:rPr>
+              <w:t xml:space="preserve">TAHAP / </w:t>
+            </w:r>
+            <w:r>
+              <w:rPr>
+                <w:rFonts w:ascii="Arial" w:hAnsi="Arial"/>
+                <w:b/>
+                <w:i/>
+                <w:sz w:val="22"/>
+              </w:rPr>
+              <w:t>LEVEL</w:t>
             </w:r>
           </w:p>
         </w:tc>
         <w:tc>
           <w:tcPr>
-            <w:tcW w:type="dxa" w:w="3213"/>
+            <w:tcW w:type="dxa" w:w="2268"/>
+            <w:gridSpan w:val="2"/>
+            <w:tcMar>
+              <w:top w:w="40" w:type="dxa"/>
+              <w:bottom w:w="40" w:type="dxa"/>
+              <w:start w:w="80" w:type="dxa"/>
+              <w:end w:w="80" w:type="dxa"/>
+            </w:tcMar>
+            <w:tcMar>
+              <w:top w:w="40" w:type="dxa"/>
+              <w:bottom w:w="40" w:type="dxa"/>
+              <w:start w:w="80" w:type="dxa"/>
+              <w:end w:w="80" w:type="dxa"/>
+            </w:tcMar>
           </w:tcPr>
           <w:p>
             <w:r/>
@@ -493,13 +302,59 @@
                 <w:i w:val="0"/>
                 <w:sz w:val="22"/>
               </w:rPr>
-              <w:t>Mengurus ORANG (Managing PEOPLE)</w:t>
+              <w:t>3</w:t>
+            </w:r>
+          </w:p>
+        </w:tc>
+      </w:tr>
+      <w:tr>
+        <w:tc>
+          <w:tcPr>
+            <w:tcW w:type="dxa" w:w="2551"/>
+            <w:tcMar>
+              <w:top w:w="40" w:type="dxa"/>
+              <w:bottom w:w="40" w:type="dxa"/>
+              <w:start w:w="80" w:type="dxa"/>
+              <w:end w:w="80" w:type="dxa"/>
+            </w:tcMar>
+          </w:tcPr>
+          <w:p>
+            <w:r/>
+            <w:r>
+              <w:rPr>
+                <w:rFonts w:ascii="Arial" w:hAnsi="Arial"/>
+                <w:b/>
+                <w:sz w:val="22"/>
+              </w:rPr>
+              <w:t xml:space="preserve">NO. DAN TAJUK KEBOLEHAN TERAS / </w:t>
+            </w:r>
+            <w:r>
+              <w:rPr>
+                <w:rFonts w:ascii="Arial" w:hAnsi="Arial"/>
+                <w:b/>
+                <w:i/>
+                <w:sz w:val="22"/>
+              </w:rPr>
+              <w:t>CORE ABILITY NO. AND TITLE</w:t>
             </w:r>
           </w:p>
         </w:tc>
         <w:tc>
           <w:tcPr>
-            <w:tcW w:type="dxa" w:w="3213"/>
+            <w:tcW w:type="dxa" w:w="2268"/>
+            <w:gridSpan w:val="2"/>
+            <w:tcMar>
+              <w:top w:w="40" w:type="dxa"/>
+              <w:bottom w:w="40" w:type="dxa"/>
+              <w:start w:w="80" w:type="dxa"/>
+              <w:end w:w="80" w:type="dxa"/>
+            </w:tcMar>
+            <w:tcMar>
+              <w:top w:w="40" w:type="dxa"/>
+              <w:bottom w:w="40" w:type="dxa"/>
+              <w:start w:w="80" w:type="dxa"/>
+              <w:end w:w="80" w:type="dxa"/>
+            </w:tcMar>
           </w:tcPr>
           <w:p>
             <w:r/>
@@ -510,7 +365,7 @@
                 <w:i w:val="0"/>
                 <w:sz w:val="22"/>
               </w:rPr>
-              <w:t>Mengurus KERJA (Managing WORK)</w:t>
+              <w:t>CA04 WORK PLACE ETHICS</w:t>
             </w:r>
           </w:p>
         </w:tc>
@@ -518,16 +373,881 @@
       <w:tr>
         <w:tc>
           <w:tcPr>
-            <w:tcW w:type="dxa" w:w="3213"/>
+            <w:tcW w:type="dxa" w:w="2551"/>
+            <w:tcMar>
+              <w:top w:w="40" w:type="dxa"/>
+              <w:bottom w:w="40" w:type="dxa"/>
+              <w:start w:w="80" w:type="dxa"/>
+              <w:end w:w="80" w:type="dxa"/>
+            </w:tcMar>
           </w:tcPr>
           <w:p>
             <w:r/>
             <w:r>
               <w:rPr>
                 <w:rFonts w:ascii="Arial" w:hAnsi="Arial"/>
+                <w:b/>
+                <w:sz w:val="22"/>
+              </w:rPr>
+              <w:t xml:space="preserve">NO. DAN PENYATAAN KEBOLEHAN / </w:t>
+            </w:r>
+            <w:r>
+              <w:rPr>
+                <w:rFonts w:ascii="Arial" w:hAnsi="Arial"/>
+                <w:b/>
+                <w:i/>
+                <w:sz w:val="22"/>
+              </w:rPr>
+              <w:t>ABILITY NO. AND STATEMENT</w:t>
+            </w:r>
+          </w:p>
+        </w:tc>
+        <w:tc>
+          <w:tcPr>
+            <w:tcW w:type="dxa" w:w="2268"/>
+            <w:gridSpan w:val="2"/>
+            <w:tcMar>
+              <w:top w:w="40" w:type="dxa"/>
+              <w:bottom w:w="40" w:type="dxa"/>
+              <w:start w:w="80" w:type="dxa"/>
+              <w:end w:w="80" w:type="dxa"/>
+            </w:tcMar>
+            <w:tcMar>
+              <w:top w:w="40" w:type="dxa"/>
+              <w:bottom w:w="40" w:type="dxa"/>
+              <w:start w:w="80" w:type="dxa"/>
+              <w:end w:w="80" w:type="dxa"/>
+            </w:tcMar>
+          </w:tcPr>
+          <w:p>
+            <w:r/>
+            <w:r>
+              <w:rPr>
+                <w:rFonts w:ascii="Arial" w:hAnsi="Arial"/>
+                <w:b/>
+                <w:i w:val="0"/>
+                <w:sz w:val="22"/>
+              </w:rPr>
+              <w:t>04.02 HANDLE SITUATION THAT REQUIRES ATTENTION</w:t>
+            </w:r>
+          </w:p>
+        </w:tc>
+      </w:tr>
+      <w:tr>
+        <w:tc>
+          <w:tcPr>
+            <w:tcW w:type="dxa" w:w="2551"/>
+            <w:tcMar>
+              <w:top w:w="40" w:type="dxa"/>
+              <w:bottom w:w="40" w:type="dxa"/>
+              <w:start w:w="80" w:type="dxa"/>
+              <w:end w:w="80" w:type="dxa"/>
+            </w:tcMar>
+          </w:tcPr>
+          <w:p>
+            <w:r/>
+            <w:r>
+              <w:rPr>
+                <w:rFonts w:ascii="Arial" w:hAnsi="Arial"/>
+                <w:b/>
+                <w:sz w:val="22"/>
+              </w:rPr>
+              <w:t xml:space="preserve">NO. KOD / </w:t>
+            </w:r>
+            <w:r>
+              <w:rPr>
+                <w:rFonts w:ascii="Arial" w:hAnsi="Arial"/>
+                <w:b/>
+                <w:i/>
+                <w:sz w:val="22"/>
+              </w:rPr>
+              <w:t>CODE NO.</w:t>
+            </w:r>
+          </w:p>
+        </w:tc>
+        <w:tc>
+          <w:tcPr>
+            <w:tcW w:type="dxa" w:w="4819"/>
+            <w:tcMar>
+              <w:top w:w="40" w:type="dxa"/>
+              <w:bottom w:w="40" w:type="dxa"/>
+              <w:start w:w="80" w:type="dxa"/>
+              <w:end w:w="80" w:type="dxa"/>
+            </w:tcMar>
+          </w:tcPr>
+          <w:p>
+            <w:r/>
+            <w:r>
+              <w:rPr>
+                <w:rFonts w:ascii="Arial" w:hAnsi="Arial"/>
+                <w:b/>
+                <w:i w:val="0"/>
+                <w:sz w:val="22"/>
+              </w:rPr>
+              <w:t>Z-009-3:2015-M04/P(2/2)</w:t>
+            </w:r>
+          </w:p>
+        </w:tc>
+        <w:tc>
+          <w:tcPr>
+            <w:tcW w:type="dxa" w:w="2268"/>
+            <w:tcMar>
+              <w:top w:w="40" w:type="dxa"/>
+              <w:bottom w:w="40" w:type="dxa"/>
+              <w:start w:w="80" w:type="dxa"/>
+              <w:end w:w="80" w:type="dxa"/>
+            </w:tcMar>
+          </w:tcPr>
+          <w:p>
+            <w:r/>
+            <w:r>
+              <w:rPr>
+                <w:rFonts w:ascii="Arial" w:hAnsi="Arial"/>
+                <w:b/>
+                <w:sz w:val="22"/>
+              </w:rPr>
+              <w:t xml:space="preserve">Mukasurat / </w:t>
+            </w:r>
+            <w:r>
+              <w:rPr>
+                <w:rFonts w:ascii="Arial" w:hAnsi="Arial"/>
+                <w:b/>
+                <w:i/>
+                <w:sz w:val="22"/>
+              </w:rPr>
+              <w:t>Page</w:t>
+            </w:r>
+            <w:r>
+              <w:rPr>
+                <w:rFonts w:ascii="Arial" w:hAnsi="Arial"/>
+                <w:b/>
+                <w:sz w:val="22"/>
+              </w:rPr>
+              <w:t xml:space="preserve"> : </w:t>
+            </w:r>
+            <w:r>
+              <w:rPr>
+                <w:rFonts w:ascii="Arial" w:hAnsi="Arial"/>
+                <w:b/>
+                <w:sz w:val="22"/>
+              </w:rPr>
+              <w:fldChar w:fldCharType="begin"/>
+              <w:instrText xml:space="preserve">PAGE</w:instrText>
+              <w:fldChar w:fldCharType="separate"/>
+              <w:t>1</w:t>
+              <w:fldChar w:fldCharType="end"/>
+            </w:r>
+          </w:p>
+          <w:p>
+            <w:r>
+              <w:rPr>
+                <w:rFonts w:ascii="Arial" w:hAnsi="Arial"/>
+                <w:b/>
+                <w:sz w:val="22"/>
+              </w:rPr>
+              <w:t xml:space="preserve">Drpd / </w:t>
+            </w:r>
+            <w:r>
+              <w:rPr>
+                <w:rFonts w:ascii="Arial" w:hAnsi="Arial"/>
+                <w:b/>
+                <w:i/>
+                <w:sz w:val="22"/>
+              </w:rPr>
+              <w:t>of</w:t>
+            </w:r>
+            <w:r>
+              <w:rPr>
+                <w:rFonts w:ascii="Arial" w:hAnsi="Arial"/>
+                <w:b/>
+                <w:sz w:val="22"/>
+              </w:rPr>
+              <w:t xml:space="preserve"> : </w:t>
+            </w:r>
+            <w:r>
+              <w:rPr>
+                <w:rFonts w:ascii="Arial" w:hAnsi="Arial"/>
+                <w:b/>
+                <w:sz w:val="22"/>
+              </w:rPr>
+              <w:fldChar w:fldCharType="begin"/>
+              <w:instrText xml:space="preserve">NUMPAGES</w:instrText>
+              <w:fldChar w:fldCharType="separate"/>
+              <w:t>1</w:t>
+              <w:fldChar w:fldCharType="end"/>
+            </w:r>
+          </w:p>
+        </w:tc>
+      </w:tr>
+    </w:tbl>
+    <w:p/>
+    <w:p>
+      <w:pPr>
+        <w:spacing w:line="276" w:lineRule="auto" w:after="120"/>
+        <w:jc w:val="left"/>
+      </w:pPr>
+      <w:r>
+        <w:rPr>
+          <w:rFonts w:ascii="Arial" w:hAnsi="Arial" w:cs="Arial"/>
+          <w:b/>
+          <w:color w:val="000000"/>
+          <w:sz w:val="22"/>
+        </w:rPr>
+        <w:t>TAJUK</w:t>
+      </w:r>
+      <w:r>
+        <w:rPr>
+          <w:rFonts w:ascii="Arial" w:hAnsi="Arial" w:cs="Arial"/>
+          <w:b/>
+          <w:color w:val="000000"/>
+          <w:sz w:val="22"/>
+        </w:rPr>
+        <w:t>/</w:t>
+      </w:r>
+      <w:r>
+        <w:rPr>
+          <w:rFonts w:ascii="Arial" w:hAnsi="Arial" w:cs="Arial"/>
+          <w:b/>
+          <w:i/>
+          <w:color w:val="000000"/>
+          <w:sz w:val="22"/>
+        </w:rPr>
+        <w:t>TITLE</w:t>
+      </w:r>
+      <w:r>
+        <w:rPr>
+          <w:rFonts w:ascii="Arial" w:hAnsi="Arial" w:cs="Arial"/>
+          <w:b/>
+          <w:color w:val="000000"/>
+          <w:sz w:val="22"/>
+        </w:rPr>
+        <w:t>:</w:t>
+      </w:r>
+      <w:r>
+        <w:rPr>
+          <w:rFonts w:ascii="Arial" w:hAnsi="Arial" w:cs="Arial"/>
+          <w:color w:val="000000"/>
+          <w:sz w:val="22"/>
+        </w:rPr>
+        <w:t xml:space="preserve">  </w:t>
+      </w:r>
+      <w:r>
+        <w:rPr>
+          <w:rFonts w:ascii="Arial" w:hAnsi="Arial" w:cs="Arial"/>
+          <w:b/>
+          <w:i w:val="0"/>
+          <w:color w:val="000000"/>
+          <w:sz w:val="22"/>
+        </w:rPr>
+        <w:t>SITUATION REQUIREMENT HANDLING</w:t>
+      </w:r>
+    </w:p>
+    <w:p/>
+    <w:p>
+      <w:pPr>
+        <w:spacing w:line="276" w:lineRule="auto" w:after="120"/>
+        <w:jc w:val="left"/>
+      </w:pPr>
+      <w:r>
+        <w:rPr>
+          <w:rFonts w:ascii="Arial" w:hAnsi="Arial" w:cs="Arial"/>
+          <w:b/>
+          <w:color w:val="000000"/>
+          <w:sz w:val="22"/>
+        </w:rPr>
+        <w:t>TUJUAN</w:t>
+      </w:r>
+      <w:r>
+        <w:rPr>
+          <w:rFonts w:ascii="Arial" w:hAnsi="Arial" w:cs="Arial"/>
+          <w:b/>
+          <w:color w:val="000000"/>
+          <w:sz w:val="22"/>
+        </w:rPr>
+        <w:t>/</w:t>
+      </w:r>
+      <w:r>
+        <w:rPr>
+          <w:rFonts w:ascii="Arial" w:hAnsi="Arial" w:cs="Arial"/>
+          <w:b/>
+          <w:i/>
+          <w:color w:val="000000"/>
+          <w:sz w:val="22"/>
+        </w:rPr>
+        <w:t>PURPOSE</w:t>
+      </w:r>
+      <w:r>
+        <w:rPr>
+          <w:rFonts w:ascii="Arial" w:hAnsi="Arial" w:cs="Arial"/>
+          <w:b/>
+          <w:color w:val="000000"/>
+          <w:sz w:val="22"/>
+        </w:rPr>
+        <w:t>:</w:t>
+      </w:r>
+    </w:p>
+    <w:p/>
+    <w:p>
+      <w:pPr>
+        <w:spacing w:after="120" w:line="276" w:lineRule="auto"/>
+        <w:jc w:val="left"/>
+      </w:pPr>
+      <w:r>
+        <w:rPr>
+          <w:rFonts w:ascii="Arial" w:hAnsi="Arial" w:cs="Arial"/>
+          <w:b w:val="0"/>
+          <w:i w:val="0"/>
+          <w:color w:val="000000"/>
+          <w:sz w:val="22"/>
+        </w:rPr>
+        <w:t xml:space="preserve">Kertas Penerangan ini bertujuan menerangkan kebolehan untuk </w:t>
+      </w:r>
+      <w:r>
+        <w:rPr>
+          <w:rFonts w:ascii="Arial" w:hAnsi="Arial" w:cs="Arial"/>
+          <w:b w:val="0"/>
+          <w:i/>
+          <w:color w:val="000000"/>
+          <w:sz w:val="22"/>
+        </w:rPr>
+        <w:t>menyampaikan situasi kecemasan/mendesak kepada pihak yang berkaitan dan mengendalikannya dengan sewajarnya (communicate urgent situation to relevant parties and handle them accordingly)</w:t>
+      </w:r>
+      <w:r>
+        <w:rPr>
+          <w:rFonts w:ascii="Arial" w:hAnsi="Arial" w:cs="Arial"/>
+          <w:b w:val="0"/>
+          <w:i w:val="0"/>
+          <w:color w:val="000000"/>
+          <w:sz w:val="22"/>
+        </w:rPr>
+        <w:t>. Individu yang kompeten dalam CA ini mestilah dapat mengendalikan situasi mendesak.</w:t>
+      </w:r>
+    </w:p>
+    <w:p>
+      <w:pPr>
+        <w:spacing w:line="276" w:lineRule="auto" w:after="120"/>
+        <w:jc w:val="left"/>
+      </w:pPr>
+      <w:r>
+        <w:rPr>
+          <w:rFonts w:ascii="Arial" w:hAnsi="Arial" w:cs="Arial"/>
+          <w:b/>
+          <w:color w:val="000000"/>
+          <w:sz w:val="22"/>
+        </w:rPr>
+        <w:t>PENERANGAN</w:t>
+      </w:r>
+      <w:r>
+        <w:rPr>
+          <w:rFonts w:ascii="Arial" w:hAnsi="Arial" w:cs="Arial"/>
+          <w:b/>
+          <w:color w:val="000000"/>
+          <w:sz w:val="22"/>
+        </w:rPr>
+        <w:t>/</w:t>
+      </w:r>
+      <w:r>
+        <w:rPr>
+          <w:rFonts w:ascii="Arial" w:hAnsi="Arial" w:cs="Arial"/>
+          <w:b/>
+          <w:i/>
+          <w:color w:val="000000"/>
+          <w:sz w:val="22"/>
+        </w:rPr>
+        <w:t>INFORMATION</w:t>
+      </w:r>
+      <w:r>
+        <w:rPr>
+          <w:rFonts w:ascii="Arial" w:hAnsi="Arial" w:cs="Arial"/>
+          <w:b/>
+          <w:color w:val="000000"/>
+          <w:sz w:val="22"/>
+        </w:rPr>
+        <w:t>:</w:t>
+      </w:r>
+    </w:p>
+    <w:p/>
+    <w:p>
+      <w:pPr>
+        <w:spacing w:before="120" w:after="120" w:line="276" w:lineRule="auto"/>
+        <w:jc w:val="left"/>
+      </w:pPr>
+      <w:r>
+        <w:rPr>
+          <w:rFonts w:ascii="Arial" w:hAnsi="Arial" w:cs="Arial"/>
+          <w:b/>
+          <w:i w:val="0"/>
+          <w:color w:val="000000"/>
+          <w:sz w:val="22"/>
+        </w:rPr>
+        <w:t>1. Keutamaan kerja (Work priority)</w:t>
+      </w:r>
+    </w:p>
+    <w:p>
+      <w:pPr>
+        <w:spacing w:after="120" w:line="276" w:lineRule="auto"/>
+        <w:jc w:val="left"/>
+      </w:pPr>
+      <w:r>
+        <w:rPr>
+          <w:rFonts w:ascii="Arial" w:hAnsi="Arial" w:cs="Arial"/>
+          <w:b/>
+          <w:i w:val="0"/>
+          <w:color w:val="000000"/>
+          <w:sz w:val="22"/>
+        </w:rPr>
+        <w:t>1.1 Pengenalan</w:t>
+      </w:r>
+    </w:p>
+    <w:p>
+      <w:pPr>
+        <w:spacing w:after="120" w:line="276" w:lineRule="auto"/>
+        <w:jc w:val="left"/>
+      </w:pPr>
+      <w:r>
+        <w:rPr>
+          <w:rFonts w:ascii="Arial" w:hAnsi="Arial" w:cs="Arial"/>
+          <w:b w:val="0"/>
+          <w:i w:val="0"/>
+          <w:color w:val="000000"/>
+          <w:sz w:val="22"/>
+        </w:rPr>
+        <w:t xml:space="preserve">Bagi kebanyakan orang, menguruskan keutamaan sering menjadi punca konflik yang berpotensi. Tingkah laku kerja yang betul diringkaskan dalam frasa </w:t>
+      </w:r>
+      <w:r>
+        <w:rPr>
+          <w:rFonts w:ascii="Arial" w:hAnsi="Arial" w:cs="Arial"/>
+          <w:b w:val="0"/>
+          <w:i/>
+          <w:color w:val="000000"/>
+          <w:sz w:val="22"/>
+        </w:rPr>
+        <w:t>'apa yang anda lakukan kedua sama pentingnya dengan apa yang anda lakukan pertama'</w:t>
+      </w:r>
+      <w:r>
+        <w:rPr>
+          <w:rFonts w:ascii="Arial" w:hAnsi="Arial" w:cs="Arial"/>
+          <w:b w:val="0"/>
+          <w:i w:val="0"/>
+          <w:color w:val="000000"/>
+          <w:sz w:val="22"/>
+        </w:rPr>
+        <w:t>. Rutin ini boleh dicapai jika masa dikawal bagi tujuan pengurusan keutamaan. Modul ini melihat kepada keupayaan untuk fokus kepada keutamaan objektif kerja dan masalah asas konflik antara keutamaan kepentingan dan keutamaan masa.</w:t>
+      </w:r>
+    </w:p>
+    <w:p>
+      <w:pPr>
+        <w:spacing w:after="120" w:line="276" w:lineRule="auto"/>
+        <w:jc w:val="left"/>
+      </w:pPr>
+      <w:r>
+        <w:rPr>
+          <w:rFonts w:ascii="Arial" w:hAnsi="Arial" w:cs="Arial"/>
+          <w:b w:val="0"/>
+          <w:i/>
+          <w:color w:val="000000"/>
+          <w:sz w:val="22"/>
+        </w:rPr>
+        <w:t>Contoh studio:</w:t>
+      </w:r>
+      <w:r>
+        <w:rPr>
+          <w:rFonts w:ascii="Arial" w:hAnsi="Arial" w:cs="Arial"/>
+          <w:b w:val="0"/>
+          <w:i w:val="0"/>
+          <w:color w:val="000000"/>
+          <w:sz w:val="22"/>
+        </w:rPr>
+        <w:t xml:space="preserve"> Seorang Editor mungkin diberi tiga tugasan serentak — </w:t>
+      </w:r>
+      <w:r>
+        <w:rPr>
+          <w:rFonts w:ascii="Arial" w:hAnsi="Arial" w:cs="Arial"/>
+          <w:b w:val="0"/>
+          <w:i/>
+          <w:color w:val="000000"/>
+          <w:sz w:val="22"/>
+        </w:rPr>
+        <w:t>rough cut</w:t>
+      </w:r>
+      <w:r>
+        <w:rPr>
+          <w:rFonts w:ascii="Arial" w:hAnsi="Arial" w:cs="Arial"/>
+          <w:b w:val="0"/>
+          <w:i w:val="0"/>
+          <w:color w:val="000000"/>
+          <w:sz w:val="22"/>
+        </w:rPr>
+        <w:t xml:space="preserve"> untuk klien A esok, </w:t>
+      </w:r>
+      <w:r>
+        <w:rPr>
+          <w:rFonts w:ascii="Arial" w:hAnsi="Arial" w:cs="Arial"/>
+          <w:b w:val="0"/>
+          <w:i/>
+          <w:color w:val="000000"/>
+          <w:sz w:val="22"/>
+        </w:rPr>
+        <w:t>colour grading</w:t>
+      </w:r>
+      <w:r>
+        <w:rPr>
+          <w:rFonts w:ascii="Arial" w:hAnsi="Arial" w:cs="Arial"/>
+          <w:b w:val="0"/>
+          <w:i w:val="0"/>
+          <w:color w:val="000000"/>
+          <w:sz w:val="22"/>
+        </w:rPr>
+        <w:t xml:space="preserve"> untuk klien B minggu depan, dan permintaan mendadak Director untuk </w:t>
+      </w:r>
+      <w:r>
+        <w:rPr>
+          <w:rFonts w:ascii="Arial" w:hAnsi="Arial" w:cs="Arial"/>
+          <w:b w:val="0"/>
+          <w:i/>
+          <w:color w:val="000000"/>
+          <w:sz w:val="22"/>
+        </w:rPr>
+        <w:t>re-edit</w:t>
+      </w:r>
+      <w:r>
+        <w:rPr>
+          <w:rFonts w:ascii="Arial" w:hAnsi="Arial" w:cs="Arial"/>
+          <w:b w:val="0"/>
+          <w:i w:val="0"/>
+          <w:color w:val="000000"/>
+          <w:sz w:val="22"/>
+        </w:rPr>
+        <w:t xml:space="preserve"> trailer sebelum siaran petang ini. Mengurus keutamaan bermakna Editor mesti menilai mana tugasan adalah keutamaan 'A' (mendesak dan penting) berbanding yang boleh ditangguh.</w:t>
+      </w:r>
+    </w:p>
+    <w:p>
+      <w:pPr>
+        <w:spacing w:after="120" w:line="276" w:lineRule="auto"/>
+        <w:jc w:val="left"/>
+      </w:pPr>
+      <w:r>
+        <w:rPr>
+          <w:rFonts w:ascii="Arial" w:hAnsi="Arial" w:cs="Arial"/>
+          <w:b/>
+          <w:i w:val="0"/>
+          <w:color w:val="000000"/>
+          <w:sz w:val="22"/>
+        </w:rPr>
+        <w:t>1.2 Matlamat pengurusan keutamaan kerja adalah seperti berikut:</w:t>
+      </w:r>
+    </w:p>
+    <w:p>
+      <w:pPr>
+        <w:spacing w:after="120" w:line="276" w:lineRule="auto"/>
+        <w:jc w:val="left"/>
+      </w:pPr>
+      <w:r>
+        <w:rPr>
+          <w:rFonts w:ascii="Arial" w:hAnsi="Arial" w:cs="Arial"/>
+          <w:b w:val="0"/>
+          <w:i w:val="0"/>
+          <w:color w:val="000000"/>
+          <w:sz w:val="22"/>
+        </w:rPr>
+        <w:t>i) Memastikan objektif kerja ditakrifkan dari segi kerja keutamaan 'A';</w:t>
+      </w:r>
+    </w:p>
+    <w:p>
+      <w:pPr>
+        <w:spacing w:after="120" w:line="276" w:lineRule="auto"/>
+        <w:jc w:val="left"/>
+      </w:pPr>
+      <w:r>
+        <w:rPr>
+          <w:rFonts w:ascii="Arial" w:hAnsi="Arial" w:cs="Arial"/>
+          <w:b w:val="0"/>
+          <w:i w:val="0"/>
+          <w:color w:val="000000"/>
+          <w:sz w:val="22"/>
+        </w:rPr>
+        <w:t>ii) Mengaplikasikan keutamaan masa dengan berkesan;</w:t>
+      </w:r>
+    </w:p>
+    <w:p>
+      <w:pPr>
+        <w:spacing w:after="120" w:line="276" w:lineRule="auto"/>
+        <w:jc w:val="left"/>
+      </w:pPr>
+      <w:r>
+        <w:rPr>
+          <w:rFonts w:ascii="Arial" w:hAnsi="Arial" w:cs="Arial"/>
+          <w:b w:val="0"/>
+          <w:i w:val="0"/>
+          <w:color w:val="000000"/>
+          <w:sz w:val="22"/>
+        </w:rPr>
+        <w:t>iii) Meneroka cara mengatasi kekurangan masa;</w:t>
+      </w:r>
+    </w:p>
+    <w:p>
+      <w:pPr>
+        <w:spacing w:after="120" w:line="276" w:lineRule="auto"/>
+        <w:jc w:val="left"/>
+      </w:pPr>
+      <w:r>
+        <w:rPr>
+          <w:rFonts w:ascii="Arial" w:hAnsi="Arial" w:cs="Arial"/>
+          <w:b w:val="0"/>
+          <w:i w:val="0"/>
+          <w:color w:val="000000"/>
+          <w:sz w:val="22"/>
+        </w:rPr>
+        <w:t>iv) Menerangkan konsep dan aplikasi 'Masa A';</w:t>
+      </w:r>
+    </w:p>
+    <w:p>
+      <w:pPr>
+        <w:spacing w:after="120" w:line="276" w:lineRule="auto"/>
+        <w:jc w:val="left"/>
+      </w:pPr>
+      <w:r>
+        <w:rPr>
+          <w:rFonts w:ascii="Arial" w:hAnsi="Arial" w:cs="Arial"/>
+          <w:b w:val="0"/>
+          <w:i w:val="0"/>
+          <w:color w:val="000000"/>
+          <w:sz w:val="22"/>
+        </w:rPr>
+        <w:t>v) Menentukan cara merancang kerja keutamaan peribadi 'A';</w:t>
+      </w:r>
+    </w:p>
+    <w:p>
+      <w:pPr>
+        <w:spacing w:after="120" w:line="276" w:lineRule="auto"/>
+        <w:jc w:val="left"/>
+      </w:pPr>
+      <w:r>
+        <w:rPr>
+          <w:rFonts w:ascii="Arial" w:hAnsi="Arial" w:cs="Arial"/>
+          <w:b w:val="0"/>
+          <w:i w:val="0"/>
+          <w:color w:val="000000"/>
+          <w:sz w:val="22"/>
+        </w:rPr>
+        <w:t>vi) Memahami cara menjadualkan kerja keutamaan 'A' bagi meminimumkan konflik keutamaan;</w:t>
+      </w:r>
+    </w:p>
+    <w:p>
+      <w:pPr>
+        <w:spacing w:after="120" w:line="276" w:lineRule="auto"/>
+        <w:jc w:val="left"/>
+      </w:pPr>
+      <w:r>
+        <w:rPr>
+          <w:rFonts w:ascii="Arial" w:hAnsi="Arial" w:cs="Arial"/>
+          <w:b w:val="0"/>
+          <w:i w:val="0"/>
+          <w:color w:val="000000"/>
+          <w:sz w:val="22"/>
+        </w:rPr>
+        <w:t>vii) Membangun dan melaksanakan pelan tindakan untuk penambahbaikan.</w:t>
+      </w:r>
+    </w:p>
+    <w:p>
+      <w:pPr>
+        <w:spacing w:after="120" w:line="276" w:lineRule="auto"/>
+        <w:jc w:val="left"/>
+      </w:pPr>
+      <w:r>
+        <w:rPr>
+          <w:rFonts w:ascii="Arial" w:hAnsi="Arial" w:cs="Arial"/>
+          <w:b/>
+          <w:i w:val="0"/>
+          <w:color w:val="000000"/>
+          <w:sz w:val="22"/>
+        </w:rPr>
+        <w:t>1.3 Kluster Prestasi untuk Pengurusan Keutamaan (Performance Cluster for Priority Management)</w:t>
+      </w:r>
+    </w:p>
+    <w:p>
+      <w:pPr>
+        <w:spacing w:after="120" w:line="276" w:lineRule="auto"/>
+        <w:jc w:val="left"/>
+      </w:pPr>
+      <w:r>
+        <w:rPr>
+          <w:rFonts w:ascii="Arial" w:hAnsi="Arial" w:cs="Arial"/>
+          <w:b w:val="0"/>
+          <w:i w:val="0"/>
+          <w:color w:val="000000"/>
+          <w:sz w:val="22"/>
+        </w:rPr>
+        <w:t>Gambar rajah dan carta menunjukkan skop kesan yang dimiliki oleh Pengurusan Keutamaan terhadap bidang kemahiran prestasi lain dalam Model Kemahiran Prestasi.</w:t>
+      </w:r>
+    </w:p>
+    <w:p>
+      <w:pPr>
+        <w:spacing w:after="120" w:line="276" w:lineRule="auto"/>
+        <w:jc w:val="left"/>
+      </w:pPr>
+      <w:r>
+        <w:rPr>
+          <w:rFonts w:ascii="Arial" w:hAnsi="Arial" w:cs="Arial"/>
+          <w:b/>
+          <w:i w:val="0"/>
+          <w:color w:val="000000"/>
+          <w:sz w:val="22"/>
+        </w:rPr>
+        <w:t>Rajah 1: Kluster Prestasi Pengurusan Keutamaan</w:t>
+      </w:r>
+    </w:p>
+    <w:tbl>
+      <w:tblPr>
+        <w:tblStyle w:val="TableGrid"/>
+        <w:tblW w:type="auto" w:w="0"/>
+        <w:tblLayout w:type="autofit"/>
+        <w:tblLook w:firstColumn="1" w:firstRow="1" w:lastColumn="0" w:lastRow="0" w:noHBand="0" w:noVBand="1" w:val="04A0"/>
+        <w:tblBorders>
+          <w:top w:val="single" w:sz="4" w:space="0" w:color="000000"/>
+          <w:left w:val="single" w:sz="4" w:space="0" w:color="000000"/>
+          <w:bottom w:val="single" w:sz="4" w:space="0" w:color="000000"/>
+          <w:right w:val="single" w:sz="4" w:space="0" w:color="000000"/>
+          <w:insideH w:val="single" w:sz="4" w:space="0" w:color="000000"/>
+          <w:insideV w:val="single" w:sz="4" w:space="0" w:color="000000"/>
+        </w:tblBorders>
+      </w:tblPr>
+      <w:tblGrid>
+        <w:gridCol w:w="3213"/>
+        <w:gridCol w:w="3213"/>
+        <w:gridCol w:w="3213"/>
+      </w:tblGrid>
+      <w:tr>
+        <w:trPr>
+          <w:tblHeader w:val="true"/>
+          <w:cantSplit w:val="true"/>
+        </w:trPr>
+        <w:tc>
+          <w:tcPr>
+            <w:tcW w:type="dxa" w:w="3213"/>
+            <w:tcMar>
+              <w:top w:w="57" w:type="dxa"/>
+              <w:left w:w="57" w:type="dxa"/>
+              <w:bottom w:w="57" w:type="dxa"/>
+              <w:right w:w="57" w:type="dxa"/>
+            </w:tcMar>
+            <w:shd w:val="clear" w:color="auto" w:fill="D9D9D9"/>
+          </w:tcPr>
+          <w:p>
+            <w:r>
+              <w:rPr>
+                <w:rFonts w:ascii="Arial" w:hAnsi="Arial" w:cs="Arial"/>
+                <w:b/>
+                <w:color w:val="000000"/>
+                <w:sz w:val="20"/>
+              </w:rPr>
+            </w:r>
+            <w:r>
+              <w:rPr>
+                <w:rFonts w:ascii="Arial" w:hAnsi="Arial" w:cs="Arial"/>
+                <w:b/>
+                <w:i w:val="0"/>
+                <w:color w:val="000000"/>
+                <w:sz w:val="20"/>
+              </w:rPr>
+              <w:t>Mengurus DIRI (Managing SELF)</w:t>
+            </w:r>
+          </w:p>
+        </w:tc>
+        <w:tc>
+          <w:tcPr>
+            <w:tcW w:type="dxa" w:w="3213"/>
+            <w:tcMar>
+              <w:top w:w="57" w:type="dxa"/>
+              <w:left w:w="57" w:type="dxa"/>
+              <w:bottom w:w="57" w:type="dxa"/>
+              <w:right w:w="57" w:type="dxa"/>
+            </w:tcMar>
+            <w:shd w:val="clear" w:color="auto" w:fill="D9D9D9"/>
+          </w:tcPr>
+          <w:p>
+            <w:r>
+              <w:rPr>
+                <w:rFonts w:ascii="Arial" w:hAnsi="Arial" w:cs="Arial"/>
+                <w:b/>
+                <w:color w:val="000000"/>
+                <w:sz w:val="20"/>
+              </w:rPr>
+            </w:r>
+            <w:r>
+              <w:rPr>
+                <w:rFonts w:ascii="Arial" w:hAnsi="Arial" w:cs="Arial"/>
+                <w:b/>
+                <w:i w:val="0"/>
+                <w:color w:val="000000"/>
+                <w:sz w:val="20"/>
+              </w:rPr>
+              <w:t>Mengurus ORANG (Managing PEOPLE)</w:t>
+            </w:r>
+          </w:p>
+        </w:tc>
+        <w:tc>
+          <w:tcPr>
+            <w:tcW w:type="dxa" w:w="3213"/>
+            <w:tcMar>
+              <w:top w:w="57" w:type="dxa"/>
+              <w:left w:w="57" w:type="dxa"/>
+              <w:bottom w:w="57" w:type="dxa"/>
+              <w:right w:w="57" w:type="dxa"/>
+            </w:tcMar>
+            <w:shd w:val="clear" w:color="auto" w:fill="D9D9D9"/>
+          </w:tcPr>
+          <w:p>
+            <w:r>
+              <w:rPr>
+                <w:rFonts w:ascii="Arial" w:hAnsi="Arial" w:cs="Arial"/>
+                <w:b/>
+                <w:color w:val="000000"/>
+                <w:sz w:val="20"/>
+              </w:rPr>
+            </w:r>
+            <w:r>
+              <w:rPr>
+                <w:rFonts w:ascii="Arial" w:hAnsi="Arial" w:cs="Arial"/>
+                <w:b/>
+                <w:i w:val="0"/>
+                <w:color w:val="000000"/>
+                <w:sz w:val="20"/>
+              </w:rPr>
+              <w:t>Mengurus KERJA (Managing WORK)</w:t>
+            </w:r>
+          </w:p>
+        </w:tc>
+      </w:tr>
+      <w:tr>
+        <w:trPr>
+          <w:cantSplit w:val="true"/>
+        </w:trPr>
+        <w:tc>
+          <w:tcPr>
+            <w:tcW w:type="dxa" w:w="3213"/>
+            <w:tcMar>
+              <w:top w:w="57" w:type="dxa"/>
+              <w:left w:w="57" w:type="dxa"/>
+              <w:bottom w:w="57" w:type="dxa"/>
+              <w:right w:w="57" w:type="dxa"/>
+            </w:tcMar>
+          </w:tcPr>
+          <w:p>
+            <w:r>
+              <w:rPr>
+                <w:rFonts w:ascii="Arial" w:hAnsi="Arial" w:cs="Arial"/>
+                <w:color w:val="000000"/>
+                <w:sz w:val="20"/>
+              </w:rPr>
+            </w:r>
+            <w:r>
+              <w:rPr>
+                <w:rFonts w:ascii="Arial" w:hAnsi="Arial" w:cs="Arial"/>
                 <w:b w:val="0"/>
                 <w:i w:val="0"/>
-                <w:sz w:val="22"/>
+                <w:color w:val="000000"/>
+                <w:sz w:val="20"/>
               </w:rPr>
               <w:t>Kreativiti dan Keaslian</w:t>
             </w:r>
@@ -536,15 +1256,28 @@
         <w:tc>
           <w:tcPr>
             <w:tcW w:type="dxa" w:w="3213"/>
+            <w:tcMar>
+              <w:top w:w="57" w:type="dxa"/>
+              <w:left w:w="57" w:type="dxa"/>
+              <w:bottom w:w="57" w:type="dxa"/>
+              <w:right w:w="57" w:type="dxa"/>
+            </w:tcMar>
           </w:tcPr>
           <w:p>
-            <w:r/>
             <w:r>
               <w:rPr>
-                <w:rFonts w:ascii="Arial" w:hAnsi="Arial"/>
+                <w:rFonts w:ascii="Arial" w:hAnsi="Arial" w:cs="Arial"/>
+                <w:color w:val="000000"/>
+                <w:sz w:val="20"/>
+              </w:rPr>
+            </w:r>
+            <w:r>
+              <w:rPr>
+                <w:rFonts w:ascii="Arial" w:hAnsi="Arial" w:cs="Arial"/>
                 <w:b w:val="0"/>
                 <w:i w:val="0"/>
-                <w:sz w:val="22"/>
+                <w:color w:val="000000"/>
+                <w:sz w:val="20"/>
               </w:rPr>
               <w:t>Kepimpinan Beretika</w:t>
             </w:r>
@@ -553,15 +1286,28 @@
         <w:tc>
           <w:tcPr>
             <w:tcW w:type="dxa" w:w="3213"/>
+            <w:tcMar>
+              <w:top w:w="57" w:type="dxa"/>
+              <w:left w:w="57" w:type="dxa"/>
+              <w:bottom w:w="57" w:type="dxa"/>
+              <w:right w:w="57" w:type="dxa"/>
+            </w:tcMar>
           </w:tcPr>
           <w:p>
-            <w:r/>
             <w:r>
               <w:rPr>
-                <w:rFonts w:ascii="Arial" w:hAnsi="Arial"/>
+                <w:rFonts w:ascii="Arial" w:hAnsi="Arial" w:cs="Arial"/>
+                <w:color w:val="000000"/>
+                <w:sz w:val="20"/>
+              </w:rPr>
+            </w:r>
+            <w:r>
+              <w:rPr>
+                <w:rFonts w:ascii="Arial" w:hAnsi="Arial" w:cs="Arial"/>
                 <w:b w:val="0"/>
                 <w:i w:val="0"/>
-                <w:sz w:val="22"/>
+                <w:color w:val="000000"/>
+                <w:sz w:val="20"/>
               </w:rPr>
               <w:t>Pengurusan Delegasi</w:t>
             </w:r>
@@ -569,18 +1315,34 @@
         </w:tc>
       </w:tr>
       <w:tr>
+        <w:trPr>
+          <w:cantSplit w:val="true"/>
+        </w:trPr>
         <w:tc>
           <w:tcPr>
             <w:tcW w:type="dxa" w:w="3213"/>
+            <w:tcMar>
+              <w:top w:w="57" w:type="dxa"/>
+              <w:left w:w="57" w:type="dxa"/>
+              <w:bottom w:w="57" w:type="dxa"/>
+              <w:right w:w="57" w:type="dxa"/>
+            </w:tcMar>
           </w:tcPr>
           <w:p>
-            <w:r/>
             <w:r>
               <w:rPr>
-                <w:rFonts w:ascii="Arial" w:hAnsi="Arial"/>
+                <w:rFonts w:ascii="Arial" w:hAnsi="Arial" w:cs="Arial"/>
+                <w:color w:val="000000"/>
+                <w:sz w:val="20"/>
+              </w:rPr>
+            </w:r>
+            <w:r>
+              <w:rPr>
+                <w:rFonts w:ascii="Arial" w:hAnsi="Arial" w:cs="Arial"/>
                 <w:b w:val="0"/>
                 <w:i w:val="0"/>
-                <w:sz w:val="22"/>
+                <w:color w:val="000000"/>
+                <w:sz w:val="20"/>
               </w:rPr>
               <w:t>Komunikasi Peribadi</w:t>
             </w:r>
@@ -589,15 +1351,28 @@
         <w:tc>
           <w:tcPr>
             <w:tcW w:type="dxa" w:w="3213"/>
+            <w:tcMar>
+              <w:top w:w="57" w:type="dxa"/>
+              <w:left w:w="57" w:type="dxa"/>
+              <w:bottom w:w="57" w:type="dxa"/>
+              <w:right w:w="57" w:type="dxa"/>
+            </w:tcMar>
           </w:tcPr>
           <w:p>
-            <w:r/>
             <w:r>
               <w:rPr>
-                <w:rFonts w:ascii="Arial" w:hAnsi="Arial"/>
+                <w:rFonts w:ascii="Arial" w:hAnsi="Arial" w:cs="Arial"/>
+                <w:color w:val="000000"/>
+                <w:sz w:val="20"/>
+              </w:rPr>
+            </w:r>
+            <w:r>
+              <w:rPr>
+                <w:rFonts w:ascii="Arial" w:hAnsi="Arial" w:cs="Arial"/>
                 <w:b w:val="0"/>
                 <w:i w:val="0"/>
-                <w:sz w:val="22"/>
+                <w:color w:val="000000"/>
+                <w:sz w:val="20"/>
               </w:rPr>
               <w:t>Sumbangan Peribadi</w:t>
             </w:r>
@@ -606,15 +1381,28 @@
         <w:tc>
           <w:tcPr>
             <w:tcW w:type="dxa" w:w="3213"/>
+            <w:tcMar>
+              <w:top w:w="57" w:type="dxa"/>
+              <w:left w:w="57" w:type="dxa"/>
+              <w:bottom w:w="57" w:type="dxa"/>
+              <w:right w:w="57" w:type="dxa"/>
+            </w:tcMar>
           </w:tcPr>
           <w:p>
-            <w:r/>
             <w:r>
               <w:rPr>
-                <w:rFonts w:ascii="Arial" w:hAnsi="Arial"/>
+                <w:rFonts w:ascii="Arial" w:hAnsi="Arial" w:cs="Arial"/>
+                <w:color w:val="000000"/>
+                <w:sz w:val="20"/>
+              </w:rPr>
+            </w:r>
+            <w:r>
+              <w:rPr>
+                <w:rFonts w:ascii="Arial" w:hAnsi="Arial" w:cs="Arial"/>
                 <w:b w:val="0"/>
                 <w:i w:val="0"/>
-                <w:sz w:val="22"/>
+                <w:color w:val="000000"/>
+                <w:sz w:val="20"/>
               </w:rPr>
               <w:t>Pengurusan Mesyuarat</w:t>
             </w:r>
@@ -622,18 +1410,34 @@
         </w:tc>
       </w:tr>
       <w:tr>
+        <w:trPr>
+          <w:cantSplit w:val="true"/>
+        </w:trPr>
         <w:tc>
           <w:tcPr>
             <w:tcW w:type="dxa" w:w="3213"/>
+            <w:tcMar>
+              <w:top w:w="57" w:type="dxa"/>
+              <w:left w:w="57" w:type="dxa"/>
+              <w:bottom w:w="57" w:type="dxa"/>
+              <w:right w:w="57" w:type="dxa"/>
+            </w:tcMar>
           </w:tcPr>
           <w:p>
-            <w:r/>
             <w:r>
               <w:rPr>
-                <w:rFonts w:ascii="Arial" w:hAnsi="Arial"/>
+                <w:rFonts w:ascii="Arial" w:hAnsi="Arial" w:cs="Arial"/>
+                <w:color w:val="000000"/>
+                <w:sz w:val="20"/>
+              </w:rPr>
+            </w:r>
+            <w:r>
+              <w:rPr>
+                <w:rFonts w:ascii="Arial" w:hAnsi="Arial" w:cs="Arial"/>
                 <w:b w:val="0"/>
                 <w:i w:val="0"/>
-                <w:sz w:val="22"/>
+                <w:color w:val="000000"/>
+                <w:sz w:val="20"/>
               </w:rPr>
               <w:t>Organisasi Peribadi</w:t>
             </w:r>
@@ -642,15 +1446,28 @@
         <w:tc>
           <w:tcPr>
             <w:tcW w:type="dxa" w:w="3213"/>
+            <w:tcMar>
+              <w:top w:w="57" w:type="dxa"/>
+              <w:left w:w="57" w:type="dxa"/>
+              <w:bottom w:w="57" w:type="dxa"/>
+              <w:right w:w="57" w:type="dxa"/>
+            </w:tcMar>
           </w:tcPr>
           <w:p>
-            <w:r/>
             <w:r>
               <w:rPr>
-                <w:rFonts w:ascii="Arial" w:hAnsi="Arial"/>
+                <w:rFonts w:ascii="Arial" w:hAnsi="Arial" w:cs="Arial"/>
+                <w:color w:val="000000"/>
+                <w:sz w:val="20"/>
+              </w:rPr>
+            </w:r>
+            <w:r>
+              <w:rPr>
+                <w:rFonts w:ascii="Arial" w:hAnsi="Arial" w:cs="Arial"/>
                 <w:b w:val="0"/>
                 <w:i w:val="0"/>
-                <w:sz w:val="22"/>
+                <w:color w:val="000000"/>
+                <w:sz w:val="20"/>
               </w:rPr>
               <w:t>Nilai Peribadi</w:t>
             </w:r>
@@ -659,15 +1476,28 @@
         <w:tc>
           <w:tcPr>
             <w:tcW w:type="dxa" w:w="3213"/>
+            <w:tcMar>
+              <w:top w:w="57" w:type="dxa"/>
+              <w:left w:w="57" w:type="dxa"/>
+              <w:bottom w:w="57" w:type="dxa"/>
+              <w:right w:w="57" w:type="dxa"/>
+            </w:tcMar>
           </w:tcPr>
           <w:p>
-            <w:r/>
             <w:r>
               <w:rPr>
-                <w:rFonts w:ascii="Arial" w:hAnsi="Arial"/>
+                <w:rFonts w:ascii="Arial" w:hAnsi="Arial" w:cs="Arial"/>
+                <w:color w:val="000000"/>
+                <w:sz w:val="20"/>
+              </w:rPr>
+            </w:r>
+            <w:r>
+              <w:rPr>
+                <w:rFonts w:ascii="Arial" w:hAnsi="Arial" w:cs="Arial"/>
                 <w:b w:val="0"/>
                 <w:i w:val="0"/>
-                <w:sz w:val="22"/>
+                <w:color w:val="000000"/>
+                <w:sz w:val="20"/>
               </w:rPr>
               <w:t>Memotivasikan Orang</w:t>
             </w:r>
@@ -675,18 +1505,34 @@
         </w:tc>
       </w:tr>
       <w:tr>
+        <w:trPr>
+          <w:cantSplit w:val="true"/>
+        </w:trPr>
         <w:tc>
           <w:tcPr>
             <w:tcW w:type="dxa" w:w="3213"/>
+            <w:tcMar>
+              <w:top w:w="57" w:type="dxa"/>
+              <w:left w:w="57" w:type="dxa"/>
+              <w:bottom w:w="57" w:type="dxa"/>
+              <w:right w:w="57" w:type="dxa"/>
+            </w:tcMar>
           </w:tcPr>
           <w:p>
-            <w:r/>
             <w:r>
               <w:rPr>
-                <w:rFonts w:ascii="Arial" w:hAnsi="Arial"/>
+                <w:rFonts w:ascii="Arial" w:hAnsi="Arial" w:cs="Arial"/>
+                <w:color w:val="000000"/>
+                <w:sz w:val="20"/>
+              </w:rPr>
+            </w:r>
+            <w:r>
+              <w:rPr>
+                <w:rFonts w:ascii="Arial" w:hAnsi="Arial" w:cs="Arial"/>
                 <w:b w:val="0"/>
                 <w:i w:val="0"/>
-                <w:sz w:val="22"/>
+                <w:color w:val="000000"/>
+                <w:sz w:val="20"/>
               </w:rPr>
               <w:t>Pengurusan Tekanan</w:t>
             </w:r>
@@ -695,15 +1541,28 @@
         <w:tc>
           <w:tcPr>
             <w:tcW w:type="dxa" w:w="3213"/>
+            <w:tcMar>
+              <w:top w:w="57" w:type="dxa"/>
+              <w:left w:w="57" w:type="dxa"/>
+              <w:bottom w:w="57" w:type="dxa"/>
+              <w:right w:w="57" w:type="dxa"/>
+            </w:tcMar>
           </w:tcPr>
           <w:p>
-            <w:r/>
             <w:r>
               <w:rPr>
-                <w:rFonts w:ascii="Arial" w:hAnsi="Arial"/>
+                <w:rFonts w:ascii="Arial" w:hAnsi="Arial" w:cs="Arial"/>
+                <w:color w:val="000000"/>
+                <w:sz w:val="20"/>
+              </w:rPr>
+            </w:r>
+            <w:r>
+              <w:rPr>
+                <w:rFonts w:ascii="Arial" w:hAnsi="Arial" w:cs="Arial"/>
                 <w:b w:val="0"/>
                 <w:i w:val="0"/>
-                <w:sz w:val="22"/>
+                <w:color w:val="000000"/>
+                <w:sz w:val="20"/>
               </w:rPr>
               <w:t>Personaliti Kerja</w:t>
             </w:r>
@@ -712,15 +1571,28 @@
         <w:tc>
           <w:tcPr>
             <w:tcW w:type="dxa" w:w="3213"/>
+            <w:tcMar>
+              <w:top w:w="57" w:type="dxa"/>
+              <w:left w:w="57" w:type="dxa"/>
+              <w:bottom w:w="57" w:type="dxa"/>
+              <w:right w:w="57" w:type="dxa"/>
+            </w:tcMar>
           </w:tcPr>
           <w:p>
-            <w:r/>
             <w:r>
               <w:rPr>
-                <w:rFonts w:ascii="Arial" w:hAnsi="Arial"/>
+                <w:rFonts w:ascii="Arial" w:hAnsi="Arial" w:cs="Arial"/>
+                <w:color w:val="000000"/>
+                <w:sz w:val="20"/>
+              </w:rPr>
+            </w:r>
+            <w:r>
+              <w:rPr>
+                <w:rFonts w:ascii="Arial" w:hAnsi="Arial" w:cs="Arial"/>
                 <w:b w:val="0"/>
                 <w:i w:val="0"/>
-                <w:sz w:val="22"/>
+                <w:color w:val="000000"/>
+                <w:sz w:val="20"/>
               </w:rPr>
               <w:t>Kerja Berpasukan</w:t>
             </w:r>
@@ -728,18 +1600,34 @@
         </w:tc>
       </w:tr>
       <w:tr>
+        <w:trPr>
+          <w:cantSplit w:val="true"/>
+        </w:trPr>
         <w:tc>
           <w:tcPr>
             <w:tcW w:type="dxa" w:w="3213"/>
+            <w:tcMar>
+              <w:top w:w="57" w:type="dxa"/>
+              <w:left w:w="57" w:type="dxa"/>
+              <w:bottom w:w="57" w:type="dxa"/>
+              <w:right w:w="57" w:type="dxa"/>
+            </w:tcMar>
           </w:tcPr>
           <w:p>
-            <w:r/>
             <w:r>
               <w:rPr>
-                <w:rFonts w:ascii="Arial" w:hAnsi="Arial"/>
+                <w:rFonts w:ascii="Arial" w:hAnsi="Arial" w:cs="Arial"/>
+                <w:color w:val="000000"/>
+                <w:sz w:val="20"/>
+              </w:rPr>
+            </w:r>
+            <w:r>
+              <w:rPr>
+                <w:rFonts w:ascii="Arial" w:hAnsi="Arial" w:cs="Arial"/>
                 <w:b w:val="0"/>
                 <w:i w:val="0"/>
-                <w:sz w:val="22"/>
+                <w:color w:val="000000"/>
+                <w:sz w:val="20"/>
               </w:rPr>
               <w:t>—</w:t>
             </w:r>
@@ -748,15 +1636,28 @@
         <w:tc>
           <w:tcPr>
             <w:tcW w:type="dxa" w:w="3213"/>
+            <w:tcMar>
+              <w:top w:w="57" w:type="dxa"/>
+              <w:left w:w="57" w:type="dxa"/>
+              <w:bottom w:w="57" w:type="dxa"/>
+              <w:right w:w="57" w:type="dxa"/>
+            </w:tcMar>
           </w:tcPr>
           <w:p>
-            <w:r/>
             <w:r>
               <w:rPr>
-                <w:rFonts w:ascii="Arial" w:hAnsi="Arial"/>
+                <w:rFonts w:ascii="Arial" w:hAnsi="Arial" w:cs="Arial"/>
+                <w:color w:val="000000"/>
+                <w:sz w:val="20"/>
+              </w:rPr>
+            </w:r>
+            <w:r>
+              <w:rPr>
+                <w:rFonts w:ascii="Arial" w:hAnsi="Arial" w:cs="Arial"/>
                 <w:b w:val="0"/>
                 <w:i w:val="0"/>
-                <w:sz w:val="22"/>
+                <w:color w:val="000000"/>
+                <w:sz w:val="20"/>
               </w:rPr>
               <w:t>—</w:t>
             </w:r>
@@ -765,15 +1666,28 @@
         <w:tc>
           <w:tcPr>
             <w:tcW w:type="dxa" w:w="3213"/>
+            <w:tcMar>
+              <w:top w:w="57" w:type="dxa"/>
+              <w:left w:w="57" w:type="dxa"/>
+              <w:bottom w:w="57" w:type="dxa"/>
+              <w:right w:w="57" w:type="dxa"/>
+            </w:tcMar>
           </w:tcPr>
           <w:p>
-            <w:r/>
             <w:r>
               <w:rPr>
-                <w:rFonts w:ascii="Arial" w:hAnsi="Arial"/>
+                <w:rFonts w:ascii="Arial" w:hAnsi="Arial" w:cs="Arial"/>
+                <w:color w:val="000000"/>
+                <w:sz w:val="20"/>
+              </w:rPr>
+            </w:r>
+            <w:r>
+              <w:rPr>
+                <w:rFonts w:ascii="Arial" w:hAnsi="Arial" w:cs="Arial"/>
                 <w:b w:val="0"/>
                 <w:i w:val="0"/>
-                <w:sz w:val="22"/>
+                <w:color w:val="000000"/>
+                <w:sz w:val="20"/>
               </w:rPr>
               <w:t>Kepimpinan Transformasi</w:t>
             </w:r>
@@ -784,7 +1698,9 @@
     <w:p/>
     <w:tbl>
       <w:tblPr>
+        <w:tblStyle w:val="TableGrid"/>
         <w:tblW w:type="auto" w:w="0"/>
+        <w:tblLayout w:type="autofit"/>
         <w:tblLook w:firstColumn="1" w:firstRow="1" w:lastColumn="0" w:lastRow="0" w:noHBand="0" w:noVBand="1" w:val="04A0"/>
         <w:tblBorders>
           <w:top w:val="single" w:sz="4" w:space="0" w:color="000000"/>
@@ -799,18 +1715,37 @@
         <w:gridCol w:w="9638"/>
       </w:tblGrid>
       <w:tr>
+        <w:trPr>
+          <w:tblHeader w:val="true"/>
+          <w:cantSplit w:val="true"/>
+        </w:trPr>
         <w:tc>
           <w:tcPr>
             <w:tcW w:type="dxa" w:w="9638"/>
+            <w:tcMar>
+              <w:top w:w="57" w:type="dxa"/>
+              <w:left w:w="57" w:type="dxa"/>
+              <w:bottom w:w="57" w:type="dxa"/>
+              <w:right w:w="57" w:type="dxa"/>
+            </w:tcMar>
+            <w:shd w:val="clear" w:color="auto" w:fill="D9D9D9"/>
           </w:tcPr>
           <w:p>
-            <w:r/>
             <w:r>
               <w:rPr>
-                <w:rFonts w:ascii="Arial" w:hAnsi="Arial"/>
+                <w:rFonts w:ascii="Arial" w:hAnsi="Arial" w:cs="Arial"/>
+                <w:b/>
+                <w:color w:val="000000"/>
+                <w:sz w:val="20"/>
+              </w:rPr>
+            </w:r>
+            <w:r>
+              <w:rPr>
+                <w:rFonts w:ascii="Arial" w:hAnsi="Arial" w:cs="Arial"/>
                 <w:b/>
                 <w:i w:val="0"/>
-                <w:sz w:val="22"/>
+                <w:color w:val="000000"/>
+                <w:sz w:val="20"/>
               </w:rPr>
               <w:t>Mengurus KERJA (sambungan)</w:t>
             </w:r>
@@ -818,18 +1753,34 @@
         </w:tc>
       </w:tr>
       <w:tr>
+        <w:trPr>
+          <w:cantSplit w:val="true"/>
+        </w:trPr>
         <w:tc>
           <w:tcPr>
             <w:tcW w:type="dxa" w:w="9638"/>
+            <w:tcMar>
+              <w:top w:w="57" w:type="dxa"/>
+              <w:left w:w="57" w:type="dxa"/>
+              <w:bottom w:w="57" w:type="dxa"/>
+              <w:right w:w="57" w:type="dxa"/>
+            </w:tcMar>
           </w:tcPr>
           <w:p>
-            <w:r/>
             <w:r>
               <w:rPr>
-                <w:rFonts w:ascii="Arial" w:hAnsi="Arial"/>
+                <w:rFonts w:ascii="Arial" w:hAnsi="Arial" w:cs="Arial"/>
+                <w:color w:val="000000"/>
+                <w:sz w:val="20"/>
+              </w:rPr>
+            </w:r>
+            <w:r>
+              <w:rPr>
+                <w:rFonts w:ascii="Arial" w:hAnsi="Arial" w:cs="Arial"/>
                 <w:b w:val="0"/>
                 <w:i w:val="0"/>
-                <w:sz w:val="22"/>
+                <w:color w:val="000000"/>
+                <w:sz w:val="20"/>
               </w:rPr>
               <w:t>Pengurusan Perubahan</w:t>
             </w:r>
@@ -837,18 +1788,34 @@
         </w:tc>
       </w:tr>
       <w:tr>
+        <w:trPr>
+          <w:cantSplit w:val="true"/>
+        </w:trPr>
         <w:tc>
           <w:tcPr>
             <w:tcW w:type="dxa" w:w="9638"/>
+            <w:tcMar>
+              <w:top w:w="57" w:type="dxa"/>
+              <w:left w:w="57" w:type="dxa"/>
+              <w:bottom w:w="57" w:type="dxa"/>
+              <w:right w:w="57" w:type="dxa"/>
+            </w:tcMar>
           </w:tcPr>
           <w:p>
-            <w:r/>
             <w:r>
               <w:rPr>
-                <w:rFonts w:ascii="Arial" w:hAnsi="Arial"/>
+                <w:rFonts w:ascii="Arial" w:hAnsi="Arial" w:cs="Arial"/>
+                <w:color w:val="000000"/>
+                <w:sz w:val="20"/>
+              </w:rPr>
+            </w:r>
+            <w:r>
+              <w:rPr>
+                <w:rFonts w:ascii="Arial" w:hAnsi="Arial" w:cs="Arial"/>
                 <w:b w:val="0"/>
                 <w:i w:val="0"/>
-                <w:sz w:val="22"/>
+                <w:color w:val="000000"/>
+                <w:sz w:val="20"/>
               </w:rPr>
               <w:t>Penghakiman Keputusan</w:t>
             </w:r>
@@ -856,18 +1823,34 @@
         </w:tc>
       </w:tr>
       <w:tr>
+        <w:trPr>
+          <w:cantSplit w:val="true"/>
+        </w:trPr>
         <w:tc>
           <w:tcPr>
             <w:tcW w:type="dxa" w:w="9638"/>
+            <w:tcMar>
+              <w:top w:w="57" w:type="dxa"/>
+              <w:left w:w="57" w:type="dxa"/>
+              <w:bottom w:w="57" w:type="dxa"/>
+              <w:right w:w="57" w:type="dxa"/>
+            </w:tcMar>
           </w:tcPr>
           <w:p>
-            <w:r/>
             <w:r>
               <w:rPr>
-                <w:rFonts w:ascii="Arial" w:hAnsi="Arial"/>
+                <w:rFonts w:ascii="Arial" w:hAnsi="Arial" w:cs="Arial"/>
+                <w:color w:val="000000"/>
+                <w:sz w:val="20"/>
+              </w:rPr>
+            </w:r>
+            <w:r>
+              <w:rPr>
+                <w:rFonts w:ascii="Arial" w:hAnsi="Arial" w:cs="Arial"/>
                 <w:b w:val="0"/>
                 <w:i w:val="0"/>
-                <w:sz w:val="22"/>
+                <w:color w:val="000000"/>
+                <w:sz w:val="20"/>
               </w:rPr>
               <w:t>Pengurusan Keputusan</w:t>
             </w:r>
@@ -875,18 +1858,34 @@
         </w:tc>
       </w:tr>
       <w:tr>
+        <w:trPr>
+          <w:cantSplit w:val="true"/>
+        </w:trPr>
         <w:tc>
           <w:tcPr>
             <w:tcW w:type="dxa" w:w="9638"/>
+            <w:tcMar>
+              <w:top w:w="57" w:type="dxa"/>
+              <w:left w:w="57" w:type="dxa"/>
+              <w:bottom w:w="57" w:type="dxa"/>
+              <w:right w:w="57" w:type="dxa"/>
+            </w:tcMar>
           </w:tcPr>
           <w:p>
-            <w:r/>
             <w:r>
               <w:rPr>
-                <w:rFonts w:ascii="Arial" w:hAnsi="Arial"/>
+                <w:rFonts w:ascii="Arial" w:hAnsi="Arial" w:cs="Arial"/>
+                <w:color w:val="000000"/>
+                <w:sz w:val="20"/>
+              </w:rPr>
+            </w:r>
+            <w:r>
+              <w:rPr>
+                <w:rFonts w:ascii="Arial" w:hAnsi="Arial" w:cs="Arial"/>
                 <w:b w:val="0"/>
                 <w:i w:val="0"/>
-                <w:sz w:val="22"/>
+                <w:color w:val="000000"/>
+                <w:sz w:val="20"/>
               </w:rPr>
               <w:t>Pengurusan Sumber Manusia</w:t>
             </w:r>
@@ -894,18 +1893,34 @@
         </w:tc>
       </w:tr>
       <w:tr>
+        <w:trPr>
+          <w:cantSplit w:val="true"/>
+        </w:trPr>
         <w:tc>
           <w:tcPr>
             <w:tcW w:type="dxa" w:w="9638"/>
+            <w:tcMar>
+              <w:top w:w="57" w:type="dxa"/>
+              <w:left w:w="57" w:type="dxa"/>
+              <w:bottom w:w="57" w:type="dxa"/>
+              <w:right w:w="57" w:type="dxa"/>
+            </w:tcMar>
           </w:tcPr>
           <w:p>
-            <w:r/>
             <w:r>
               <w:rPr>
-                <w:rFonts w:ascii="Arial" w:hAnsi="Arial"/>
+                <w:rFonts w:ascii="Arial" w:hAnsi="Arial" w:cs="Arial"/>
+                <w:color w:val="000000"/>
+                <w:sz w:val="20"/>
+              </w:rPr>
+            </w:r>
+            <w:r>
+              <w:rPr>
+                <w:rFonts w:ascii="Arial" w:hAnsi="Arial" w:cs="Arial"/>
                 <w:b w:val="0"/>
                 <w:i w:val="0"/>
-                <w:sz w:val="22"/>
+                <w:color w:val="000000"/>
+                <w:sz w:val="20"/>
               </w:rPr>
               <w:t>Pengurusan Maklumat</w:t>
             </w:r>
@@ -913,18 +1928,34 @@
         </w:tc>
       </w:tr>
       <w:tr>
+        <w:trPr>
+          <w:cantSplit w:val="true"/>
+        </w:trPr>
         <w:tc>
           <w:tcPr>
             <w:tcW w:type="dxa" w:w="9638"/>
+            <w:tcMar>
+              <w:top w:w="57" w:type="dxa"/>
+              <w:left w:w="57" w:type="dxa"/>
+              <w:bottom w:w="57" w:type="dxa"/>
+              <w:right w:w="57" w:type="dxa"/>
+            </w:tcMar>
           </w:tcPr>
           <w:p>
-            <w:r/>
             <w:r>
               <w:rPr>
-                <w:rFonts w:ascii="Arial" w:hAnsi="Arial"/>
+                <w:rFonts w:ascii="Arial" w:hAnsi="Arial" w:cs="Arial"/>
+                <w:color w:val="000000"/>
+                <w:sz w:val="20"/>
+              </w:rPr>
+            </w:r>
+            <w:r>
+              <w:rPr>
+                <w:rFonts w:ascii="Arial" w:hAnsi="Arial" w:cs="Arial"/>
                 <w:b w:val="0"/>
                 <w:i w:val="0"/>
-                <w:sz w:val="22"/>
+                <w:color w:val="000000"/>
+                <w:sz w:val="20"/>
               </w:rPr>
               <w:t>Pengetahuan Kerja</w:t>
             </w:r>
@@ -932,18 +1963,34 @@
         </w:tc>
       </w:tr>
       <w:tr>
+        <w:trPr>
+          <w:cantSplit w:val="true"/>
+        </w:trPr>
         <w:tc>
           <w:tcPr>
             <w:tcW w:type="dxa" w:w="9638"/>
+            <w:tcMar>
+              <w:top w:w="57" w:type="dxa"/>
+              <w:left w:w="57" w:type="dxa"/>
+              <w:bottom w:w="57" w:type="dxa"/>
+              <w:right w:w="57" w:type="dxa"/>
+            </w:tcMar>
           </w:tcPr>
           <w:p>
-            <w:r/>
             <w:r>
               <w:rPr>
-                <w:rFonts w:ascii="Arial" w:hAnsi="Arial"/>
+                <w:rFonts w:ascii="Arial" w:hAnsi="Arial" w:cs="Arial"/>
+                <w:color w:val="000000"/>
+                <w:sz w:val="20"/>
+              </w:rPr>
+            </w:r>
+            <w:r>
+              <w:rPr>
+                <w:rFonts w:ascii="Arial" w:hAnsi="Arial" w:cs="Arial"/>
                 <w:b w:val="0"/>
                 <w:i w:val="0"/>
-                <w:sz w:val="22"/>
+                <w:color w:val="000000"/>
+                <w:sz w:val="20"/>
               </w:rPr>
               <w:t>Penetapan Objektif</w:t>
             </w:r>
@@ -951,18 +1998,34 @@
         </w:tc>
       </w:tr>
       <w:tr>
+        <w:trPr>
+          <w:cantSplit w:val="true"/>
+        </w:trPr>
         <w:tc>
           <w:tcPr>
             <w:tcW w:type="dxa" w:w="9638"/>
+            <w:tcMar>
+              <w:top w:w="57" w:type="dxa"/>
+              <w:left w:w="57" w:type="dxa"/>
+              <w:bottom w:w="57" w:type="dxa"/>
+              <w:right w:w="57" w:type="dxa"/>
+            </w:tcMar>
           </w:tcPr>
           <w:p>
-            <w:r/>
             <w:r>
               <w:rPr>
-                <w:rFonts w:ascii="Arial" w:hAnsi="Arial"/>
+                <w:rFonts w:ascii="Arial" w:hAnsi="Arial" w:cs="Arial"/>
+                <w:color w:val="000000"/>
+                <w:sz w:val="20"/>
+              </w:rPr>
+            </w:r>
+            <w:r>
+              <w:rPr>
+                <w:rFonts w:ascii="Arial" w:hAnsi="Arial" w:cs="Arial"/>
                 <w:b w:val="0"/>
                 <w:i w:val="0"/>
-                <w:sz w:val="22"/>
+                <w:color w:val="000000"/>
+                <w:sz w:val="20"/>
               </w:rPr>
               <w:t>Pengetahuan Organisasi</w:t>
             </w:r>
@@ -970,18 +2033,34 @@
         </w:tc>
       </w:tr>
       <w:tr>
+        <w:trPr>
+          <w:cantSplit w:val="true"/>
+        </w:trPr>
         <w:tc>
           <w:tcPr>
             <w:tcW w:type="dxa" w:w="9638"/>
+            <w:tcMar>
+              <w:top w:w="57" w:type="dxa"/>
+              <w:left w:w="57" w:type="dxa"/>
+              <w:bottom w:w="57" w:type="dxa"/>
+              <w:right w:w="57" w:type="dxa"/>
+            </w:tcMar>
           </w:tcPr>
           <w:p>
-            <w:r/>
             <w:r>
               <w:rPr>
-                <w:rFonts w:ascii="Arial" w:hAnsi="Arial"/>
+                <w:rFonts w:ascii="Arial" w:hAnsi="Arial" w:cs="Arial"/>
+                <w:color w:val="000000"/>
+                <w:sz w:val="20"/>
+              </w:rPr>
+            </w:r>
+            <w:r>
+              <w:rPr>
+                <w:rFonts w:ascii="Arial" w:hAnsi="Arial" w:cs="Arial"/>
                 <w:b w:val="0"/>
                 <w:i w:val="0"/>
-                <w:sz w:val="22"/>
+                <w:color w:val="000000"/>
+                <w:sz w:val="20"/>
               </w:rPr>
               <w:t>Pengurusan Masa</w:t>
             </w:r>
@@ -992,76 +2071,85 @@
     <w:p/>
     <w:p>
       <w:pPr>
-        <w:spacing w:after="160"/>
+        <w:spacing w:after="120" w:line="276" w:lineRule="auto"/>
+        <w:jc w:val="left"/>
       </w:pPr>
       <w:r>
         <w:rPr>
-          <w:rFonts w:ascii="Arial" w:hAnsi="Arial"/>
+          <w:rFonts w:ascii="Arial" w:hAnsi="Arial" w:cs="Arial"/>
           <w:b w:val="0"/>
           <w:i/>
+          <w:color w:val="000000"/>
           <w:sz w:val="22"/>
         </w:rPr>
         <w:t>Contoh studio:</w:t>
       </w:r>
       <w:r>
         <w:rPr>
-          <w:rFonts w:ascii="Arial" w:hAnsi="Arial"/>
+          <w:rFonts w:ascii="Arial" w:hAnsi="Arial" w:cs="Arial"/>
           <w:b w:val="0"/>
           <w:i w:val="0"/>
+          <w:color w:val="000000"/>
           <w:sz w:val="22"/>
         </w:rPr>
         <w:t xml:space="preserve"> "Mengurus DIRI" — Editor menguruskan tekanan sendiri semasa </w:t>
       </w:r>
       <w:r>
         <w:rPr>
-          <w:rFonts w:ascii="Arial" w:hAnsi="Arial"/>
+          <w:rFonts w:ascii="Arial" w:hAnsi="Arial" w:cs="Arial"/>
           <w:b w:val="0"/>
           <w:i/>
+          <w:color w:val="000000"/>
           <w:sz w:val="22"/>
         </w:rPr>
         <w:t>broadcast deadline</w:t>
       </w:r>
       <w:r>
         <w:rPr>
-          <w:rFonts w:ascii="Arial" w:hAnsi="Arial"/>
+          <w:rFonts w:ascii="Arial" w:hAnsi="Arial" w:cs="Arial"/>
           <w:b w:val="0"/>
           <w:i w:val="0"/>
+          <w:color w:val="000000"/>
           <w:sz w:val="22"/>
         </w:rPr>
         <w:t xml:space="preserve">; "Mengurus ORANG" — Editor Kanan mendelegasikan tugas </w:t>
       </w:r>
       <w:r>
         <w:rPr>
-          <w:rFonts w:ascii="Arial" w:hAnsi="Arial"/>
+          <w:rFonts w:ascii="Arial" w:hAnsi="Arial" w:cs="Arial"/>
           <w:b w:val="0"/>
           <w:i/>
+          <w:color w:val="000000"/>
           <w:sz w:val="22"/>
         </w:rPr>
         <w:t>sound mixing</w:t>
       </w:r>
       <w:r>
         <w:rPr>
-          <w:rFonts w:ascii="Arial" w:hAnsi="Arial"/>
+          <w:rFonts w:ascii="Arial" w:hAnsi="Arial" w:cs="Arial"/>
           <w:b w:val="0"/>
           <w:i w:val="0"/>
+          <w:color w:val="000000"/>
           <w:sz w:val="22"/>
         </w:rPr>
         <w:t xml:space="preserve"> kepada juruteknik; "Mengurus KERJA" — Producer menetapkan objektif dan menjadualkan </w:t>
       </w:r>
       <w:r>
         <w:rPr>
-          <w:rFonts w:ascii="Arial" w:hAnsi="Arial"/>
+          <w:rFonts w:ascii="Arial" w:hAnsi="Arial" w:cs="Arial"/>
           <w:b w:val="0"/>
           <w:i/>
+          <w:color w:val="000000"/>
           <w:sz w:val="22"/>
         </w:rPr>
         <w:t>timeline</w:t>
       </w:r>
       <w:r>
         <w:rPr>
-          <w:rFonts w:ascii="Arial" w:hAnsi="Arial"/>
+          <w:rFonts w:ascii="Arial" w:hAnsi="Arial" w:cs="Arial"/>
           <w:b w:val="0"/>
           <w:i w:val="0"/>
+          <w:color w:val="000000"/>
           <w:sz w:val="22"/>
         </w:rPr>
         <w:t xml:space="preserve"> penerbitan mengikut keutamaan siaran.</w:t>
@@ -1069,36 +2157,41 @@
     </w:p>
     <w:p>
       <w:pPr>
-        <w:spacing w:before="200"/>
+        <w:spacing w:before="120" w:after="120" w:line="276" w:lineRule="auto"/>
+        <w:jc w:val="left"/>
       </w:pPr>
       <w:r>
         <w:rPr>
-          <w:rFonts w:ascii="Arial" w:hAnsi="Arial"/>
+          <w:rFonts w:ascii="Arial" w:hAnsi="Arial" w:cs="Arial"/>
           <w:b/>
           <w:i w:val="0"/>
-          <w:sz w:val="24"/>
+          <w:color w:val="000000"/>
+          <w:sz w:val="22"/>
         </w:rPr>
         <w:t>2. Jenis situasi mendesak di tempat kerja (Types of urgent situations in the workplace)</w:t>
       </w:r>
     </w:p>
     <w:p>
       <w:pPr>
-        <w:spacing w:after="160"/>
+        <w:spacing w:after="120" w:line="276" w:lineRule="auto"/>
+        <w:jc w:val="left"/>
       </w:pPr>
       <w:r>
         <w:rPr>
-          <w:rFonts w:ascii="Arial" w:hAnsi="Arial"/>
+          <w:rFonts w:ascii="Arial" w:hAnsi="Arial" w:cs="Arial"/>
           <w:b/>
           <w:i w:val="0"/>
+          <w:color w:val="000000"/>
           <w:sz w:val="22"/>
         </w:rPr>
         <w:t>2.1</w:t>
       </w:r>
       <w:r>
         <w:rPr>
-          <w:rFonts w:ascii="Arial" w:hAnsi="Arial"/>
+          <w:rFonts w:ascii="Arial" w:hAnsi="Arial" w:cs="Arial"/>
           <w:b w:val="0"/>
           <w:i w:val="0"/>
+          <w:color w:val="000000"/>
           <w:sz w:val="22"/>
         </w:rPr>
         <w:t xml:space="preserve"> Situasi mendesak atau kecemasan ialah situasi yang mendatangkan risiko segera kepada nyawa, kesihatan, harta benda, atau alam sekitar. Kebanyakan kecemasan memerlukan campur tangan segera untuk mengelakkan keadaan bertambah teruk, walaupun dalam sesetengah situasi mitigasi mungkin tidak dapat dilakukan dan agensi hanya mampu memberikan rawatan paliatif selepas kejadian. Sesetengah kecemasan jelas dengan sendirinya (contohnya bencana alam yang mengancam ramai nyawa), tetapi banyak insiden kecil memerlukan pemerhati (atau pihak terjejas) menentukan sama ada ia layak dianggap kecemasan. Definisi tepat kecemasan, agensi yang terlibat dan prosedur yang digunakan berbeza mengikut bidang kuasa, biasanya ditetapkan oleh kerajaan melalui agensi perkhidmatan kecemasan yang bertanggungjawab merancang dan mengurus kecemasan.</w:t>
@@ -1106,13 +2199,15 @@
     </w:p>
     <w:p>
       <w:pPr>
-        <w:spacing w:after="160"/>
+        <w:spacing w:after="120" w:line="276" w:lineRule="auto"/>
+        <w:jc w:val="left"/>
       </w:pPr>
       <w:r>
         <w:rPr>
-          <w:rFonts w:ascii="Arial" w:hAnsi="Arial"/>
+          <w:rFonts w:ascii="Arial" w:hAnsi="Arial" w:cs="Arial"/>
           <w:b/>
           <w:i w:val="0"/>
+          <w:color w:val="000000"/>
           <w:sz w:val="22"/>
         </w:rPr>
         <w:t>2.2 Jenis-jenis kecemasan diterangkan seperti berikut:</w:t>
@@ -1120,22 +2215,25 @@
     </w:p>
     <w:p>
       <w:pPr>
-        <w:spacing w:after="160"/>
+        <w:spacing w:after="120" w:line="276" w:lineRule="auto"/>
+        <w:jc w:val="left"/>
       </w:pPr>
       <w:r>
         <w:rPr>
-          <w:rFonts w:ascii="Arial" w:hAnsi="Arial"/>
+          <w:rFonts w:ascii="Arial" w:hAnsi="Arial" w:cs="Arial"/>
           <w:b w:val="0"/>
           <w:i w:val="0"/>
+          <w:color w:val="000000"/>
           <w:sz w:val="22"/>
         </w:rPr>
         <w:t xml:space="preserve">i) </w:t>
       </w:r>
       <w:r>
         <w:rPr>
-          <w:rFonts w:ascii="Arial" w:hAnsi="Arial"/>
+          <w:rFonts w:ascii="Arial" w:hAnsi="Arial" w:cs="Arial"/>
           <w:b/>
           <w:i w:val="0"/>
+          <w:color w:val="000000"/>
           <w:sz w:val="22"/>
         </w:rPr>
         <w:t>Bahaya kepada nyawa (Dangers to life)</w:t>
@@ -1143,13 +2241,15 @@
     </w:p>
     <w:p>
       <w:pPr>
-        <w:spacing w:after="160"/>
+        <w:spacing w:after="120" w:line="276" w:lineRule="auto"/>
+        <w:jc w:val="left"/>
       </w:pPr>
       <w:r>
         <w:rPr>
-          <w:rFonts w:ascii="Arial" w:hAnsi="Arial"/>
+          <w:rFonts w:ascii="Arial" w:hAnsi="Arial" w:cs="Arial"/>
           <w:b w:val="0"/>
           <w:i w:val="0"/>
+          <w:color w:val="000000"/>
           <w:sz w:val="22"/>
         </w:rPr>
         <w:t>Banyak kecemasan menyebabkan bahaya segera kepada nyawa individu yang terlibat. Ini merangkumi kecemasan yang menjejaskan seorang individu (seperti serangan jantung, strok, kegagalan jantung dan trauma) sehingga insiden yang menjejaskan ramai orang (seperti bencana alam termasuk tornado, taufan, banjir, tanah runtuh dan wabak penyakit seperti kolera, Ebola dan malaria). Kebanyakan agensi menganggap ini kecemasan keutamaan tertinggi kerana tiada apa yang lebih penting daripada nyawa manusia.</w:t>
@@ -1157,76 +2257,85 @@
     </w:p>
     <w:p>
       <w:pPr>
-        <w:spacing w:after="160"/>
+        <w:spacing w:after="120" w:line="276" w:lineRule="auto"/>
+        <w:jc w:val="left"/>
       </w:pPr>
       <w:r>
         <w:rPr>
-          <w:rFonts w:ascii="Arial" w:hAnsi="Arial"/>
+          <w:rFonts w:ascii="Arial" w:hAnsi="Arial" w:cs="Arial"/>
           <w:b w:val="0"/>
           <w:i/>
+          <w:color w:val="000000"/>
           <w:sz w:val="22"/>
         </w:rPr>
         <w:t>Contoh studio:</w:t>
       </w:r>
       <w:r>
         <w:rPr>
-          <w:rFonts w:ascii="Arial" w:hAnsi="Arial"/>
+          <w:rFonts w:ascii="Arial" w:hAnsi="Arial" w:cs="Arial"/>
           <w:b w:val="0"/>
           <w:i w:val="0"/>
+          <w:color w:val="000000"/>
           <w:sz w:val="22"/>
         </w:rPr>
         <w:t xml:space="preserve"> Kebakaran elektrik di dalam </w:t>
       </w:r>
       <w:r>
         <w:rPr>
-          <w:rFonts w:ascii="Arial" w:hAnsi="Arial"/>
+          <w:rFonts w:ascii="Arial" w:hAnsi="Arial" w:cs="Arial"/>
           <w:b w:val="0"/>
           <w:i/>
+          <w:color w:val="000000"/>
           <w:sz w:val="22"/>
         </w:rPr>
         <w:t>edit suite</w:t>
       </w:r>
       <w:r>
         <w:rPr>
-          <w:rFonts w:ascii="Arial" w:hAnsi="Arial"/>
+          <w:rFonts w:ascii="Arial" w:hAnsi="Arial" w:cs="Arial"/>
           <w:b w:val="0"/>
           <w:i w:val="0"/>
+          <w:color w:val="000000"/>
           <w:sz w:val="22"/>
         </w:rPr>
         <w:t xml:space="preserve"> akibat litar pintas pada </w:t>
       </w:r>
       <w:r>
         <w:rPr>
-          <w:rFonts w:ascii="Arial" w:hAnsi="Arial"/>
+          <w:rFonts w:ascii="Arial" w:hAnsi="Arial" w:cs="Arial"/>
           <w:b w:val="0"/>
           <w:i/>
+          <w:color w:val="000000"/>
           <w:sz w:val="22"/>
         </w:rPr>
         <w:t>server rack</w:t>
       </w:r>
       <w:r>
         <w:rPr>
-          <w:rFonts w:ascii="Arial" w:hAnsi="Arial"/>
+          <w:rFonts w:ascii="Arial" w:hAnsi="Arial" w:cs="Arial"/>
           <w:b w:val="0"/>
           <w:i w:val="0"/>
+          <w:color w:val="000000"/>
           <w:sz w:val="22"/>
         </w:rPr>
         <w:t xml:space="preserve"> atau </w:t>
       </w:r>
       <w:r>
         <w:rPr>
-          <w:rFonts w:ascii="Arial" w:hAnsi="Arial"/>
+          <w:rFonts w:ascii="Arial" w:hAnsi="Arial" w:cs="Arial"/>
           <w:b w:val="0"/>
           <w:i/>
+          <w:color w:val="000000"/>
           <w:sz w:val="22"/>
         </w:rPr>
         <w:t>power distribution board</w:t>
       </w:r>
       <w:r>
         <w:rPr>
-          <w:rFonts w:ascii="Arial" w:hAnsi="Arial"/>
+          <w:rFonts w:ascii="Arial" w:hAnsi="Arial" w:cs="Arial"/>
           <w:b w:val="0"/>
           <w:i w:val="0"/>
+          <w:color w:val="000000"/>
           <w:sz w:val="22"/>
         </w:rPr>
         <w:t xml:space="preserve"> — mengancam nyawa Editor dan kru yang berada di dalam bilik pada waktu itu; ini adalah keutamaan tertinggi berbanding kehilangan data atau kerosakan peralatan.</w:t>
@@ -1234,22 +2343,25 @@
     </w:p>
     <w:p>
       <w:pPr>
-        <w:spacing w:after="160"/>
+        <w:spacing w:after="120" w:line="276" w:lineRule="auto"/>
+        <w:jc w:val="left"/>
       </w:pPr>
       <w:r>
         <w:rPr>
-          <w:rFonts w:ascii="Arial" w:hAnsi="Arial"/>
+          <w:rFonts w:ascii="Arial" w:hAnsi="Arial" w:cs="Arial"/>
           <w:b w:val="0"/>
           <w:i w:val="0"/>
+          <w:color w:val="000000"/>
           <w:sz w:val="22"/>
         </w:rPr>
         <w:t xml:space="preserve">ii) </w:t>
       </w:r>
       <w:r>
         <w:rPr>
-          <w:rFonts w:ascii="Arial" w:hAnsi="Arial"/>
+          <w:rFonts w:ascii="Arial" w:hAnsi="Arial" w:cs="Arial"/>
           <w:b/>
           <w:i w:val="0"/>
+          <w:color w:val="000000"/>
           <w:sz w:val="22"/>
         </w:rPr>
         <w:t>Bahaya kepada kesihatan (Dangers to health)</w:t>
@@ -1257,13 +2369,15 @@
     </w:p>
     <w:p>
       <w:pPr>
-        <w:spacing w:after="160"/>
+        <w:spacing w:after="120" w:line="276" w:lineRule="auto"/>
+        <w:jc w:val="left"/>
       </w:pPr>
       <w:r>
         <w:rPr>
-          <w:rFonts w:ascii="Arial" w:hAnsi="Arial"/>
+          <w:rFonts w:ascii="Arial" w:hAnsi="Arial" w:cs="Arial"/>
           <w:b w:val="0"/>
           <w:i w:val="0"/>
+          <w:color w:val="000000"/>
           <w:sz w:val="22"/>
         </w:rPr>
         <w:t>Sesetengah kecemasan tidak semestinya mengancam nyawa serta-merta, tetapi mempunyai implikasi serius terhadap kesihatan dan kesejahteraan berterusan seseorang (walaupun kecemasan kesihatan boleh meningkat menjadi kecemasan yang mengancam nyawa). Punca kecemasan 'kesihatan' selalunya serupa dengan punca kecemasan yang mengancam nyawa, tetapi julat insiden yang boleh dikategorikan di sini jauh lebih luas (seperti kepatahan tulang yang biasanya tidak menyebabkan kematian, tetapi memerlukan campur tangan segera untuk pemulihan yang sempurna).</w:t>
@@ -1271,22 +2385,25 @@
     </w:p>
     <w:p>
       <w:pPr>
-        <w:spacing w:after="160"/>
+        <w:spacing w:after="120" w:line="276" w:lineRule="auto"/>
+        <w:jc w:val="left"/>
       </w:pPr>
       <w:r>
         <w:rPr>
-          <w:rFonts w:ascii="Arial" w:hAnsi="Arial"/>
+          <w:rFonts w:ascii="Arial" w:hAnsi="Arial" w:cs="Arial"/>
           <w:b w:val="0"/>
           <w:i/>
+          <w:color w:val="000000"/>
           <w:sz w:val="22"/>
         </w:rPr>
         <w:t>Contoh studio:</w:t>
       </w:r>
       <w:r>
         <w:rPr>
-          <w:rFonts w:ascii="Arial" w:hAnsi="Arial"/>
+          <w:rFonts w:ascii="Arial" w:hAnsi="Arial" w:cs="Arial"/>
           <w:b w:val="0"/>
           <w:i w:val="0"/>
+          <w:color w:val="000000"/>
           <w:sz w:val="22"/>
         </w:rPr>
         <w:t xml:space="preserve"> Kecederaan di lokasi rakaman (on-set injury) — contohnya krew tercedera semasa mengalih peralatan lampu atau tersandung kabel di studio — memerlukan pertolongan cemas segera dan mungkin rawatan hospital.</w:t>
@@ -1294,22 +2411,25 @@
     </w:p>
     <w:p>
       <w:pPr>
-        <w:spacing w:after="160"/>
+        <w:spacing w:after="120" w:line="276" w:lineRule="auto"/>
+        <w:jc w:val="left"/>
       </w:pPr>
       <w:r>
         <w:rPr>
-          <w:rFonts w:ascii="Arial" w:hAnsi="Arial"/>
+          <w:rFonts w:ascii="Arial" w:hAnsi="Arial" w:cs="Arial"/>
           <w:b w:val="0"/>
           <w:i w:val="0"/>
+          <w:color w:val="000000"/>
           <w:sz w:val="22"/>
         </w:rPr>
         <w:t xml:space="preserve">iii) </w:t>
       </w:r>
       <w:r>
         <w:rPr>
-          <w:rFonts w:ascii="Arial" w:hAnsi="Arial"/>
+          <w:rFonts w:ascii="Arial" w:hAnsi="Arial" w:cs="Arial"/>
           <w:b/>
           <w:i w:val="0"/>
+          <w:color w:val="000000"/>
           <w:sz w:val="22"/>
         </w:rPr>
         <w:t>Bahaya kepada alam sekitar (Dangers to the environment)</w:t>
@@ -1317,13 +2437,15 @@
     </w:p>
     <w:p>
       <w:pPr>
-        <w:spacing w:after="160"/>
+        <w:spacing w:after="120" w:line="276" w:lineRule="auto"/>
+        <w:jc w:val="left"/>
       </w:pPr>
       <w:r>
         <w:rPr>
-          <w:rFonts w:ascii="Arial" w:hAnsi="Arial"/>
+          <w:rFonts w:ascii="Arial" w:hAnsi="Arial" w:cs="Arial"/>
           <w:b w:val="0"/>
           <w:i w:val="0"/>
+          <w:color w:val="000000"/>
           <w:sz w:val="22"/>
         </w:rPr>
         <w:t>Sesetengah kecemasan tidak mengancam nyawa, kesihatan atau harta benda dengan segera, tetapi menjejaskan alam sekitar semula jadi dan hidupan di dalamnya. Tidak semua agensi menganggap ini kecemasan sebenar, tetapi ia boleh memberi kesan jangka panjang terhadap haiwan dan keadaan tanah. Contohnya kebakaran hutan dan tumpahan minyak marin.</w:t>
@@ -1331,40 +2453,45 @@
     </w:p>
     <w:p>
       <w:pPr>
-        <w:spacing w:after="160"/>
+        <w:spacing w:after="120" w:line="276" w:lineRule="auto"/>
+        <w:jc w:val="left"/>
       </w:pPr>
       <w:r>
         <w:rPr>
-          <w:rFonts w:ascii="Arial" w:hAnsi="Arial"/>
+          <w:rFonts w:ascii="Arial" w:hAnsi="Arial" w:cs="Arial"/>
           <w:b w:val="0"/>
           <w:i/>
+          <w:color w:val="000000"/>
           <w:sz w:val="22"/>
         </w:rPr>
         <w:t>Contoh studio:</w:t>
       </w:r>
       <w:r>
         <w:rPr>
-          <w:rFonts w:ascii="Arial" w:hAnsi="Arial"/>
+          <w:rFonts w:ascii="Arial" w:hAnsi="Arial" w:cs="Arial"/>
           <w:b w:val="0"/>
           <w:i w:val="0"/>
+          <w:color w:val="000000"/>
           <w:sz w:val="22"/>
         </w:rPr>
         <w:t xml:space="preserve"> Pembuangan bahan buangan elektronik (e-waste) seperti </w:t>
       </w:r>
       <w:r>
         <w:rPr>
-          <w:rFonts w:ascii="Arial" w:hAnsi="Arial"/>
+          <w:rFonts w:ascii="Arial" w:hAnsi="Arial" w:cs="Arial"/>
           <w:b w:val="0"/>
           <w:i/>
+          <w:color w:val="000000"/>
           <w:sz w:val="22"/>
         </w:rPr>
         <w:t>hard disk drive</w:t>
       </w:r>
       <w:r>
         <w:rPr>
-          <w:rFonts w:ascii="Arial" w:hAnsi="Arial"/>
+          <w:rFonts w:ascii="Arial" w:hAnsi="Arial" w:cs="Arial"/>
           <w:b w:val="0"/>
           <w:i w:val="0"/>
+          <w:color w:val="000000"/>
           <w:sz w:val="22"/>
         </w:rPr>
         <w:t xml:space="preserve"> (HDD) rosak atau bateri lithium peralatan kamera secara tidak bertanggungjawab boleh mencemarkan alam sekitar sekitar studio — walaupun bukan kecemasan segera seperti kebakaran, ia tetap tergolong dalam kategori bahaya alam sekitar yang perlu ditangani mengikut prosedur pelupusan yang betul.</w:t>
@@ -1372,36 +2499,41 @@
     </w:p>
     <w:p>
       <w:pPr>
-        <w:spacing w:before="200"/>
+        <w:spacing w:before="120" w:after="120" w:line="276" w:lineRule="auto"/>
+        <w:jc w:val="left"/>
       </w:pPr>
       <w:r>
         <w:rPr>
-          <w:rFonts w:ascii="Arial" w:hAnsi="Arial"/>
+          <w:rFonts w:ascii="Arial" w:hAnsi="Arial" w:cs="Arial"/>
           <w:b/>
           <w:i w:val="0"/>
-          <w:sz w:val="24"/>
+          <w:color w:val="000000"/>
+          <w:sz w:val="22"/>
         </w:rPr>
         <w:t>3. Prosedur situasi mendesak (Urgent situation procedures)</w:t>
       </w:r>
     </w:p>
     <w:p>
       <w:pPr>
-        <w:spacing w:after="160"/>
+        <w:spacing w:after="120" w:line="276" w:lineRule="auto"/>
+        <w:jc w:val="left"/>
       </w:pPr>
       <w:r>
         <w:rPr>
-          <w:rFonts w:ascii="Arial" w:hAnsi="Arial"/>
+          <w:rFonts w:ascii="Arial" w:hAnsi="Arial" w:cs="Arial"/>
           <w:b/>
           <w:i w:val="0"/>
+          <w:color w:val="000000"/>
           <w:sz w:val="22"/>
         </w:rPr>
         <w:t>3.1</w:t>
       </w:r>
       <w:r>
         <w:rPr>
-          <w:rFonts w:ascii="Arial" w:hAnsi="Arial"/>
+          <w:rFonts w:ascii="Arial" w:hAnsi="Arial" w:cs="Arial"/>
           <w:b w:val="0"/>
           <w:i w:val="0"/>
+          <w:color w:val="000000"/>
           <w:sz w:val="22"/>
         </w:rPr>
         <w:t xml:space="preserve"> Apabila membangunkan prosedur pelan tindakan kecemasan, adalah baik untuk melihat pelbagai jenis kecemasan berpotensi yang boleh berlaku di atau berhampiran tempat kerja. Pelan mestilah disesuaikan dengan tapak kerja dan merangkumi maklumat tentang semua punca kecemasan yang berpotensi. Membangunkan pelan tindakan kecemasan bermakna penilaian bahaya perlu dilakukan untuk menentukan sebarang bahaya fizikal atau kimia di tempat kerja yang boleh menyebabkan kecemasan. Jika terdapat lebih daripada satu tapak kerja, setiap tapak perlu mempunyai pelan tindakan kecemasan sendiri.</w:t>
@@ -1409,58 +2541,65 @@
     </w:p>
     <w:p>
       <w:pPr>
-        <w:spacing w:after="160"/>
+        <w:spacing w:after="120" w:line="276" w:lineRule="auto"/>
+        <w:jc w:val="left"/>
       </w:pPr>
       <w:r>
         <w:rPr>
-          <w:rFonts w:ascii="Arial" w:hAnsi="Arial"/>
+          <w:rFonts w:ascii="Arial" w:hAnsi="Arial" w:cs="Arial"/>
           <w:b w:val="0"/>
           <w:i/>
+          <w:color w:val="000000"/>
           <w:sz w:val="22"/>
         </w:rPr>
         <w:t>Contoh studio:</w:t>
       </w:r>
       <w:r>
         <w:rPr>
-          <w:rFonts w:ascii="Arial" w:hAnsi="Arial"/>
+          <w:rFonts w:ascii="Arial" w:hAnsi="Arial" w:cs="Arial"/>
           <w:b w:val="0"/>
           <w:i w:val="0"/>
+          <w:color w:val="000000"/>
           <w:sz w:val="22"/>
         </w:rPr>
         <w:t xml:space="preserve"> Sebuah syarikat produksi dengan dua premis — </w:t>
       </w:r>
       <w:r>
         <w:rPr>
-          <w:rFonts w:ascii="Arial" w:hAnsi="Arial"/>
+          <w:rFonts w:ascii="Arial" w:hAnsi="Arial" w:cs="Arial"/>
           <w:b w:val="0"/>
           <w:i/>
+          <w:color w:val="000000"/>
           <w:sz w:val="22"/>
         </w:rPr>
         <w:t>edit suite</w:t>
       </w:r>
       <w:r>
         <w:rPr>
-          <w:rFonts w:ascii="Arial" w:hAnsi="Arial"/>
+          <w:rFonts w:ascii="Arial" w:hAnsi="Arial" w:cs="Arial"/>
           <w:b w:val="0"/>
           <w:i w:val="0"/>
+          <w:color w:val="000000"/>
           <w:sz w:val="22"/>
         </w:rPr>
         <w:t xml:space="preserve"> di pejabat utama dan </w:t>
       </w:r>
       <w:r>
         <w:rPr>
-          <w:rFonts w:ascii="Arial" w:hAnsi="Arial"/>
+          <w:rFonts w:ascii="Arial" w:hAnsi="Arial" w:cs="Arial"/>
           <w:b w:val="0"/>
           <w:i/>
+          <w:color w:val="000000"/>
           <w:sz w:val="22"/>
         </w:rPr>
         <w:t>studio recording</w:t>
       </w:r>
       <w:r>
         <w:rPr>
-          <w:rFonts w:ascii="Arial" w:hAnsi="Arial"/>
+          <w:rFonts w:ascii="Arial" w:hAnsi="Arial" w:cs="Arial"/>
           <w:b w:val="0"/>
           <w:i w:val="0"/>
+          <w:color w:val="000000"/>
           <w:sz w:val="22"/>
         </w:rPr>
         <w:t xml:space="preserve"> di lokasi berasingan — perlu menyediakan pelan tindakan kecemasan berasingan untuk setiap premis kerana bahaya dan susun atur fizikalnya berbeza.</w:t>
@@ -1468,13 +2607,15 @@
     </w:p>
     <w:p>
       <w:pPr>
-        <w:spacing w:after="160"/>
+        <w:spacing w:after="120" w:line="276" w:lineRule="auto"/>
+        <w:jc w:val="left"/>
       </w:pPr>
       <w:r>
         <w:rPr>
-          <w:rFonts w:ascii="Arial" w:hAnsi="Arial"/>
+          <w:rFonts w:ascii="Arial" w:hAnsi="Arial" w:cs="Arial"/>
           <w:b/>
           <w:i w:val="0"/>
+          <w:color w:val="000000"/>
           <w:sz w:val="22"/>
         </w:rPr>
         <w:t>3.2 Sekurang-kurangnya, pelan tindakan kecemasan mesti merangkumi perkara berikut:</w:t>
@@ -1482,13 +2623,15 @@
     </w:p>
     <w:p>
       <w:pPr>
-        <w:spacing w:after="160"/>
+        <w:spacing w:after="120" w:line="276" w:lineRule="auto"/>
+        <w:jc w:val="left"/>
       </w:pPr>
       <w:r>
         <w:rPr>
-          <w:rFonts w:ascii="Arial" w:hAnsi="Arial"/>
+          <w:rFonts w:ascii="Arial" w:hAnsi="Arial" w:cs="Arial"/>
           <w:b w:val="0"/>
           <w:i w:val="0"/>
+          <w:color w:val="000000"/>
           <w:sz w:val="22"/>
         </w:rPr>
         <w:t>i) Kaedah pilihan untuk melaporkan kebakaran dan kecemasan lain;</w:t>
@@ -1496,13 +2639,15 @@
     </w:p>
     <w:p>
       <w:pPr>
-        <w:spacing w:after="160"/>
+        <w:spacing w:after="120" w:line="276" w:lineRule="auto"/>
+        <w:jc w:val="left"/>
       </w:pPr>
       <w:r>
         <w:rPr>
-          <w:rFonts w:ascii="Arial" w:hAnsi="Arial"/>
+          <w:rFonts w:ascii="Arial" w:hAnsi="Arial" w:cs="Arial"/>
           <w:b w:val="0"/>
           <w:i w:val="0"/>
+          <w:color w:val="000000"/>
           <w:sz w:val="22"/>
         </w:rPr>
         <w:t>ii) Polisi dan prosedur pemindahan (evacuation);</w:t>
@@ -1510,13 +2655,15 @@
     </w:p>
     <w:p>
       <w:pPr>
-        <w:spacing w:after="160"/>
+        <w:spacing w:after="120" w:line="276" w:lineRule="auto"/>
+        <w:jc w:val="left"/>
       </w:pPr>
       <w:r>
         <w:rPr>
-          <w:rFonts w:ascii="Arial" w:hAnsi="Arial"/>
+          <w:rFonts w:ascii="Arial" w:hAnsi="Arial" w:cs="Arial"/>
           <w:b w:val="0"/>
           <w:i w:val="0"/>
+          <w:color w:val="000000"/>
           <w:sz w:val="22"/>
         </w:rPr>
         <w:t>iii) Prosedur laluan keluar kecemasan dan penetapan laluan, seperti pelan lantai, peta tempat kerja dan kawasan selamat/perlindungan;</w:t>
@@ -1524,13 +2671,15 @@
     </w:p>
     <w:p>
       <w:pPr>
-        <w:spacing w:after="160"/>
+        <w:spacing w:after="120" w:line="276" w:lineRule="auto"/>
+        <w:jc w:val="left"/>
       </w:pPr>
       <w:r>
         <w:rPr>
-          <w:rFonts w:ascii="Arial" w:hAnsi="Arial"/>
+          <w:rFonts w:ascii="Arial" w:hAnsi="Arial" w:cs="Arial"/>
           <w:b w:val="0"/>
           <w:i w:val="0"/>
+          <w:color w:val="000000"/>
           <w:sz w:val="22"/>
         </w:rPr>
         <w:t>iv) Nama, jawatan, jabatan dan nombor telefon individu di dalam dan di luar syarikat untuk dihubungi bagi maklumat tambahan atau penjelasan tugas dan tanggungjawab di bawah pelan kecemasan;</w:t>
@@ -1538,13 +2687,15 @@
     </w:p>
     <w:p>
       <w:pPr>
-        <w:spacing w:after="160"/>
+        <w:spacing w:after="120" w:line="276" w:lineRule="auto"/>
+        <w:jc w:val="left"/>
       </w:pPr>
       <w:r>
         <w:rPr>
-          <w:rFonts w:ascii="Arial" w:hAnsi="Arial"/>
+          <w:rFonts w:ascii="Arial" w:hAnsi="Arial" w:cs="Arial"/>
           <w:b w:val="0"/>
           <w:i w:val="0"/>
+          <w:color w:val="000000"/>
           <w:sz w:val="22"/>
         </w:rPr>
         <w:t>v) Prosedur untuk pekerja yang kekal bagi melaksanakan atau menutup operasi loji kritikal, mengendalikan alat pemadam api, atau melaksanakan perkhidmatan penting lain yang tidak boleh dihentikan setiap kali penggera kecemasan berbunyi sebelum pemindahan;</w:t>
@@ -1552,13 +2703,15 @@
     </w:p>
     <w:p>
       <w:pPr>
-        <w:spacing w:after="160"/>
+        <w:spacing w:after="120" w:line="276" w:lineRule="auto"/>
+        <w:jc w:val="left"/>
       </w:pPr>
       <w:r>
         <w:rPr>
-          <w:rFonts w:ascii="Arial" w:hAnsi="Arial"/>
+          <w:rFonts w:ascii="Arial" w:hAnsi="Arial" w:cs="Arial"/>
           <w:b w:val="0"/>
           <w:i w:val="0"/>
+          <w:color w:val="000000"/>
           <w:sz w:val="22"/>
         </w:rPr>
         <w:t>vi) Tugas penyelamatan dan perubatan bagi mana-mana pekerja yang dilantik untuk melaksanakannya;</w:t>
@@ -1566,13 +2719,15 @@
     </w:p>
     <w:p>
       <w:pPr>
-        <w:spacing w:after="160"/>
+        <w:spacing w:after="120" w:line="276" w:lineRule="auto"/>
+        <w:jc w:val="left"/>
       </w:pPr>
       <w:r>
         <w:rPr>
-          <w:rFonts w:ascii="Arial" w:hAnsi="Arial"/>
+          <w:rFonts w:ascii="Arial" w:hAnsi="Arial" w:cs="Arial"/>
           <w:b w:val="0"/>
           <w:i w:val="0"/>
+          <w:color w:val="000000"/>
           <w:sz w:val="22"/>
         </w:rPr>
         <w:t>vii) Anda juga mungkin ingin mempertimbangkan menetapkan lokasi perhimpunan dan prosedur untuk mengira semua pekerja selepas pemindahan.</w:t>
@@ -1580,58 +2735,65 @@
     </w:p>
     <w:p>
       <w:pPr>
-        <w:spacing w:after="160"/>
+        <w:spacing w:after="120" w:line="276" w:lineRule="auto"/>
+        <w:jc w:val="left"/>
       </w:pPr>
       <w:r>
         <w:rPr>
-          <w:rFonts w:ascii="Arial" w:hAnsi="Arial"/>
+          <w:rFonts w:ascii="Arial" w:hAnsi="Arial" w:cs="Arial"/>
           <w:b w:val="0"/>
           <w:i/>
+          <w:color w:val="000000"/>
           <w:sz w:val="22"/>
         </w:rPr>
         <w:t>Contoh studio:</w:t>
       </w:r>
       <w:r>
         <w:rPr>
-          <w:rFonts w:ascii="Arial" w:hAnsi="Arial"/>
+          <w:rFonts w:ascii="Arial" w:hAnsi="Arial" w:cs="Arial"/>
           <w:b w:val="0"/>
           <w:i w:val="0"/>
+          <w:color w:val="000000"/>
           <w:sz w:val="22"/>
         </w:rPr>
         <w:t xml:space="preserve"> Elemen (i)–(vii) diterapkan kepada sebuah studio penyuntingan: (i) Editor yang mendapati bau hangus dari </w:t>
       </w:r>
       <w:r>
         <w:rPr>
-          <w:rFonts w:ascii="Arial" w:hAnsi="Arial"/>
+          <w:rFonts w:ascii="Arial" w:hAnsi="Arial" w:cs="Arial"/>
           <w:b w:val="0"/>
           <w:i/>
+          <w:color w:val="000000"/>
           <w:sz w:val="22"/>
         </w:rPr>
         <w:t>power distribution board</w:t>
       </w:r>
       <w:r>
         <w:rPr>
-          <w:rFonts w:ascii="Arial" w:hAnsi="Arial"/>
+          <w:rFonts w:ascii="Arial" w:hAnsi="Arial" w:cs="Arial"/>
           <w:b w:val="0"/>
           <w:i w:val="0"/>
+          <w:color w:val="000000"/>
           <w:sz w:val="22"/>
         </w:rPr>
         <w:t xml:space="preserve"> melaporkan terus kepada Pengurus Fasiliti dan menekan penggera; (ii)–(iii) semua kru edit suite dan kru studio rakaman mengikut laluan keluar yang ditanda ke kawasan perhimpunan di tempat letak kereta; (iv) senarai nombor telefon Pengurus Fasiliti, bomba dan IT support dipaparkan di setiap suite; (v) juruteknik IT yang dilantik bertanggungjawab melakukan </w:t>
       </w:r>
       <w:r>
         <w:rPr>
-          <w:rFonts w:ascii="Arial" w:hAnsi="Arial"/>
+          <w:rFonts w:ascii="Arial" w:hAnsi="Arial" w:cs="Arial"/>
           <w:b w:val="0"/>
           <w:i/>
+          <w:color w:val="000000"/>
           <w:sz w:val="22"/>
         </w:rPr>
         <w:t>emergency shutdown</w:t>
       </w:r>
       <w:r>
         <w:rPr>
-          <w:rFonts w:ascii="Arial" w:hAnsi="Arial"/>
+          <w:rFonts w:ascii="Arial" w:hAnsi="Arial" w:cs="Arial"/>
           <w:b w:val="0"/>
           <w:i w:val="0"/>
+          <w:color w:val="000000"/>
           <w:sz w:val="22"/>
         </w:rPr>
         <w:t xml:space="preserve"> server storan sebelum turut serta dalam pemindahan, bagi mengelakkan kehilangan data projek klien secara besar-besaran; (vi)–(vii) titik perhimpunan ditetapkan dan senarai kehadiran kru disemak selepas pemindahan.</w:t>
@@ -1639,13 +2801,15 @@
     </w:p>
     <w:p>
       <w:pPr>
-        <w:spacing w:after="160"/>
+        <w:spacing w:after="120" w:line="276" w:lineRule="auto"/>
+        <w:jc w:val="left"/>
       </w:pPr>
       <w:r>
         <w:rPr>
-          <w:rFonts w:ascii="Arial" w:hAnsi="Arial"/>
+          <w:rFonts w:ascii="Arial" w:hAnsi="Arial" w:cs="Arial"/>
           <w:b/>
           <w:i w:val="0"/>
+          <w:color w:val="000000"/>
           <w:sz w:val="22"/>
         </w:rPr>
         <w:t>3.3 Sebagai tambahan, walaupun tidak dikehendaki secara khusus oleh OSHA, anda mungkin mendapati berguna untuk memasukkan perkara berikut dalam pelan anda:</w:t>
@@ -1653,13 +2817,15 @@
     </w:p>
     <w:p>
       <w:pPr>
-        <w:spacing w:after="160"/>
+        <w:spacing w:after="120" w:line="276" w:lineRule="auto"/>
+        <w:jc w:val="left"/>
       </w:pPr>
       <w:r>
         <w:rPr>
-          <w:rFonts w:ascii="Arial" w:hAnsi="Arial"/>
+          <w:rFonts w:ascii="Arial" w:hAnsi="Arial" w:cs="Arial"/>
           <w:b w:val="0"/>
           <w:i w:val="0"/>
+          <w:color w:val="000000"/>
           <w:sz w:val="22"/>
         </w:rPr>
         <w:t>i) Kenderaan dan bangunan kerosakan bencana;</w:t>
@@ -1667,13 +2833,15 @@
     </w:p>
     <w:p>
       <w:pPr>
-        <w:spacing w:after="160"/>
+        <w:spacing w:after="120" w:line="276" w:lineRule="auto"/>
+        <w:jc w:val="left"/>
       </w:pPr>
       <w:r>
         <w:rPr>
-          <w:rFonts w:ascii="Arial" w:hAnsi="Arial"/>
+          <w:rFonts w:ascii="Arial" w:hAnsi="Arial" w:cs="Arial"/>
           <w:b w:val="0"/>
           <w:i w:val="0"/>
+          <w:color w:val="000000"/>
           <w:sz w:val="22"/>
         </w:rPr>
         <w:t>ii) Lokasi pusat komunikasi alternatif untuk digunakan sekiranya berlaku kebakaran atau letupan; dan</w:t>
@@ -1681,13 +2849,15 @@
     </w:p>
     <w:p>
       <w:pPr>
-        <w:spacing w:after="160"/>
+        <w:spacing w:after="120" w:line="276" w:lineRule="auto"/>
+        <w:jc w:val="left"/>
       </w:pPr>
       <w:r>
         <w:rPr>
-          <w:rFonts w:ascii="Arial" w:hAnsi="Arial"/>
+          <w:rFonts w:ascii="Arial" w:hAnsi="Arial" w:cs="Arial"/>
           <w:b w:val="0"/>
           <w:i w:val="0"/>
+          <w:color w:val="000000"/>
           <w:sz w:val="22"/>
         </w:rPr>
         <w:t>iii) Lokasi selamat di tapak atau di luar tapak untuk menyimpan dokumen asal atau salinan pendua rekod perakaunan, dokumen undang-undang, senarai hubungan kecemasan pekerja, dan rekod penting lain.</w:t>
@@ -1695,94 +2865,105 @@
     </w:p>
     <w:p>
       <w:pPr>
-        <w:spacing w:after="160"/>
+        <w:spacing w:after="120" w:line="276" w:lineRule="auto"/>
+        <w:jc w:val="left"/>
       </w:pPr>
       <w:r>
         <w:rPr>
-          <w:rFonts w:ascii="Arial" w:hAnsi="Arial"/>
+          <w:rFonts w:ascii="Arial" w:hAnsi="Arial" w:cs="Arial"/>
           <w:b w:val="0"/>
           <w:i/>
+          <w:color w:val="000000"/>
           <w:sz w:val="22"/>
         </w:rPr>
         <w:t>Contoh studio:</w:t>
       </w:r>
       <w:r>
         <w:rPr>
-          <w:rFonts w:ascii="Arial" w:hAnsi="Arial"/>
+          <w:rFonts w:ascii="Arial" w:hAnsi="Arial" w:cs="Arial"/>
           <w:b w:val="0"/>
           <w:i w:val="0"/>
+          <w:color w:val="000000"/>
           <w:sz w:val="22"/>
         </w:rPr>
         <w:t xml:space="preserve"> Elemen (iii) sangat relevan kepada studio penyuntingan video — salinan </w:t>
       </w:r>
       <w:r>
         <w:rPr>
-          <w:rFonts w:ascii="Arial" w:hAnsi="Arial"/>
+          <w:rFonts w:ascii="Arial" w:hAnsi="Arial" w:cs="Arial"/>
           <w:b w:val="0"/>
           <w:i/>
+          <w:color w:val="000000"/>
           <w:sz w:val="22"/>
         </w:rPr>
         <w:t>off-site backup</w:t>
       </w:r>
       <w:r>
         <w:rPr>
-          <w:rFonts w:ascii="Arial" w:hAnsi="Arial"/>
+          <w:rFonts w:ascii="Arial" w:hAnsi="Arial" w:cs="Arial"/>
           <w:b w:val="0"/>
           <w:i w:val="0"/>
+          <w:color w:val="000000"/>
           <w:sz w:val="22"/>
         </w:rPr>
         <w:t xml:space="preserve"> fail projek, </w:t>
       </w:r>
       <w:r>
         <w:rPr>
-          <w:rFonts w:ascii="Arial" w:hAnsi="Arial"/>
+          <w:rFonts w:ascii="Arial" w:hAnsi="Arial" w:cs="Arial"/>
           <w:b w:val="0"/>
           <w:i/>
+          <w:color w:val="000000"/>
           <w:sz w:val="22"/>
         </w:rPr>
         <w:t>master files</w:t>
       </w:r>
       <w:r>
         <w:rPr>
-          <w:rFonts w:ascii="Arial" w:hAnsi="Arial"/>
+          <w:rFonts w:ascii="Arial" w:hAnsi="Arial" w:cs="Arial"/>
           <w:b w:val="0"/>
           <w:i w:val="0"/>
+          <w:color w:val="000000"/>
           <w:sz w:val="22"/>
         </w:rPr>
         <w:t xml:space="preserve">, kontrak klien dan senarai hubungan kecemasan kru perlu disimpan di lokasi berasingan (contohnya </w:t>
       </w:r>
       <w:r>
         <w:rPr>
-          <w:rFonts w:ascii="Arial" w:hAnsi="Arial"/>
+          <w:rFonts w:ascii="Arial" w:hAnsi="Arial" w:cs="Arial"/>
           <w:b w:val="0"/>
           <w:i/>
+          <w:color w:val="000000"/>
           <w:sz w:val="22"/>
         </w:rPr>
         <w:t>cloud storage</w:t>
       </w:r>
       <w:r>
         <w:rPr>
-          <w:rFonts w:ascii="Arial" w:hAnsi="Arial"/>
+          <w:rFonts w:ascii="Arial" w:hAnsi="Arial" w:cs="Arial"/>
           <w:b w:val="0"/>
           <w:i w:val="0"/>
+          <w:color w:val="000000"/>
           <w:sz w:val="22"/>
         </w:rPr>
         <w:t xml:space="preserve"> atau </w:t>
       </w:r>
       <w:r>
         <w:rPr>
-          <w:rFonts w:ascii="Arial" w:hAnsi="Arial"/>
+          <w:rFonts w:ascii="Arial" w:hAnsi="Arial" w:cs="Arial"/>
           <w:b w:val="0"/>
           <w:i/>
+          <w:color w:val="000000"/>
           <w:sz w:val="22"/>
         </w:rPr>
         <w:t>offsite server</w:t>
       </w:r>
       <w:r>
         <w:rPr>
-          <w:rFonts w:ascii="Arial" w:hAnsi="Arial"/>
+          <w:rFonts w:ascii="Arial" w:hAnsi="Arial" w:cs="Arial"/>
           <w:b w:val="0"/>
           <w:i w:val="0"/>
+          <w:color w:val="000000"/>
           <w:sz w:val="22"/>
         </w:rPr>
         <w:t>) sekiranya berlaku kebakaran atau kehilangan data (data loss) di premis utama.</w:t>
@@ -1790,22 +2971,25 @@
     </w:p>
     <w:p>
       <w:pPr>
-        <w:spacing w:after="160"/>
+        <w:spacing w:after="120" w:line="276" w:lineRule="auto"/>
+        <w:jc w:val="left"/>
       </w:pPr>
       <w:r>
         <w:rPr>
-          <w:rFonts w:ascii="Arial" w:hAnsi="Arial"/>
+          <w:rFonts w:ascii="Arial" w:hAnsi="Arial" w:cs="Arial"/>
           <w:b/>
           <w:i w:val="0"/>
+          <w:color w:val="000000"/>
           <w:sz w:val="22"/>
         </w:rPr>
         <w:t>3.4</w:t>
       </w:r>
       <w:r>
         <w:rPr>
-          <w:rFonts w:ascii="Arial" w:hAnsi="Arial"/>
+          <w:rFonts w:ascii="Arial" w:hAnsi="Arial" w:cs="Arial"/>
           <w:b w:val="0"/>
           <w:i w:val="0"/>
+          <w:color w:val="000000"/>
           <w:sz w:val="22"/>
         </w:rPr>
         <w:t xml:space="preserve"> Pelan anda mesti merangkumi cara memberi amaran kepada pekerja, termasuk pekerja kurang upaya, untuk memindahkan diri atau mengambil tindakan lain, dan mesti menerangkan cara melaporkan kecemasan. Antara langkah yang mesti diambil ialah:</w:t>
@@ -1813,31 +2997,35 @@
     </w:p>
     <w:p>
       <w:pPr>
-        <w:spacing w:after="160"/>
+        <w:spacing w:after="120" w:line="276" w:lineRule="auto"/>
+        <w:jc w:val="left"/>
       </w:pPr>
       <w:r>
         <w:rPr>
-          <w:rFonts w:ascii="Arial" w:hAnsi="Arial"/>
+          <w:rFonts w:ascii="Arial" w:hAnsi="Arial" w:cs="Arial"/>
           <w:b w:val="0"/>
           <w:i w:val="0"/>
+          <w:color w:val="000000"/>
           <w:sz w:val="22"/>
         </w:rPr>
         <w:t>i) Memastikan penggera adalah berbeza (</w:t>
       </w:r>
       <w:r>
         <w:rPr>
-          <w:rFonts w:ascii="Arial" w:hAnsi="Arial"/>
+          <w:rFonts w:ascii="Arial" w:hAnsi="Arial" w:cs="Arial"/>
           <w:b w:val="0"/>
           <w:i/>
+          <w:color w:val="000000"/>
           <w:sz w:val="22"/>
         </w:rPr>
         <w:t>distinctive</w:t>
       </w:r>
       <w:r>
         <w:rPr>
-          <w:rFonts w:ascii="Arial" w:hAnsi="Arial"/>
+          <w:rFonts w:ascii="Arial" w:hAnsi="Arial" w:cs="Arial"/>
           <w:b w:val="0"/>
           <w:i w:val="0"/>
+          <w:color w:val="000000"/>
           <w:sz w:val="22"/>
         </w:rPr>
         <w:t>) dan dikenali oleh semua pekerja sebagai isyarat untuk memindahkan kawasan kerja atau melaksanakan tindakan yang ditetapkan dalam pelan;</w:t>
@@ -1845,13 +3033,15 @@
     </w:p>
     <w:p>
       <w:pPr>
-        <w:spacing w:after="160"/>
+        <w:spacing w:after="120" w:line="276" w:lineRule="auto"/>
+        <w:jc w:val="left"/>
       </w:pPr>
       <w:r>
         <w:rPr>
-          <w:rFonts w:ascii="Arial" w:hAnsi="Arial"/>
+          <w:rFonts w:ascii="Arial" w:hAnsi="Arial" w:cs="Arial"/>
           <w:b w:val="0"/>
           <w:i w:val="0"/>
+          <w:color w:val="000000"/>
           <w:sz w:val="22"/>
         </w:rPr>
         <w:t>ii) Menyediakan sistem komunikasi kecemasan seperti sistem siaran awam, unit radio mudah alih, atau kaedah lain untuk memaklumkan pekerja tentang kecemasan dan menghubungi penguatkuasa undang-undang tempatan, jabatan bomba, dan pihak lain.</w:t>
@@ -1859,40 +3049,45 @@
     </w:p>
     <w:p>
       <w:pPr>
-        <w:spacing w:after="160"/>
+        <w:spacing w:after="120" w:line="276" w:lineRule="auto"/>
+        <w:jc w:val="left"/>
       </w:pPr>
       <w:r>
         <w:rPr>
-          <w:rFonts w:ascii="Arial" w:hAnsi="Arial"/>
+          <w:rFonts w:ascii="Arial" w:hAnsi="Arial" w:cs="Arial"/>
           <w:b/>
           <w:i w:val="0"/>
+          <w:color w:val="000000"/>
           <w:sz w:val="22"/>
         </w:rPr>
         <w:t>3.5</w:t>
       </w:r>
       <w:r>
         <w:rPr>
-          <w:rFonts w:ascii="Arial" w:hAnsi="Arial"/>
+          <w:rFonts w:ascii="Arial" w:hAnsi="Arial" w:cs="Arial"/>
           <w:b w:val="0"/>
           <w:i w:val="0"/>
+          <w:color w:val="000000"/>
           <w:sz w:val="22"/>
         </w:rPr>
         <w:t xml:space="preserve"> Tetapkan bahawa penggera mesti dapat didengar, dilihat, atau dikesan dengan cara lain oleh semua orang di tempat kerja. Anda mungkin ingin mempertimbangkan menyediakan bekalan kuasa sokongan (</w:t>
       </w:r>
       <w:r>
         <w:rPr>
-          <w:rFonts w:ascii="Arial" w:hAnsi="Arial"/>
+          <w:rFonts w:ascii="Arial" w:hAnsi="Arial" w:cs="Arial"/>
           <w:b w:val="0"/>
           <w:i/>
+          <w:color w:val="000000"/>
           <w:sz w:val="22"/>
         </w:rPr>
         <w:t>auxiliary power supply</w:t>
       </w:r>
       <w:r>
         <w:rPr>
-          <w:rFonts w:ascii="Arial" w:hAnsi="Arial"/>
+          <w:rFonts w:ascii="Arial" w:hAnsi="Arial" w:cs="Arial"/>
           <w:b w:val="0"/>
           <w:i w:val="0"/>
+          <w:color w:val="000000"/>
           <w:sz w:val="22"/>
         </w:rPr>
         <w:t>) sekiranya elektrik terputus. Walaupun tidak dikehendaki secara khusus oleh OSHA, anda juga boleh mempertimbangkan:</w:t>
@@ -1900,31 +3095,35 @@
     </w:p>
     <w:p>
       <w:pPr>
-        <w:spacing w:after="160"/>
+        <w:spacing w:after="120" w:line="276" w:lineRule="auto"/>
+        <w:jc w:val="left"/>
       </w:pPr>
       <w:r>
         <w:rPr>
-          <w:rFonts w:ascii="Arial" w:hAnsi="Arial"/>
+          <w:rFonts w:ascii="Arial" w:hAnsi="Arial" w:cs="Arial"/>
           <w:b w:val="0"/>
           <w:i w:val="0"/>
+          <w:color w:val="000000"/>
           <w:sz w:val="22"/>
         </w:rPr>
         <w:t>i) Menggunakan peranti sentuhan (</w:t>
       </w:r>
       <w:r>
         <w:rPr>
-          <w:rFonts w:ascii="Arial" w:hAnsi="Arial"/>
+          <w:rFonts w:ascii="Arial" w:hAnsi="Arial" w:cs="Arial"/>
           <w:b w:val="0"/>
           <w:i/>
+          <w:color w:val="000000"/>
           <w:sz w:val="22"/>
         </w:rPr>
         <w:t>tactile devices</w:t>
       </w:r>
       <w:r>
         <w:rPr>
-          <w:rFonts w:ascii="Arial" w:hAnsi="Arial"/>
+          <w:rFonts w:ascii="Arial" w:hAnsi="Arial" w:cs="Arial"/>
           <w:b w:val="0"/>
           <w:i w:val="0"/>
+          <w:color w:val="000000"/>
           <w:sz w:val="22"/>
         </w:rPr>
         <w:t>) untuk memberi amaran kepada pekerja yang tidak dapat mengenali penggera bunyi atau visual;</w:t>
@@ -1932,13 +3131,15 @@
     </w:p>
     <w:p>
       <w:pPr>
-        <w:spacing w:after="160"/>
+        <w:spacing w:after="120" w:line="276" w:lineRule="auto"/>
+        <w:jc w:val="left"/>
       </w:pPr>
       <w:r>
         <w:rPr>
-          <w:rFonts w:ascii="Arial" w:hAnsi="Arial"/>
+          <w:rFonts w:ascii="Arial" w:hAnsi="Arial" w:cs="Arial"/>
           <w:b w:val="0"/>
           <w:i w:val="0"/>
+          <w:color w:val="000000"/>
           <w:sz w:val="22"/>
         </w:rPr>
         <w:t>ii) Menyediakan senarai terkini kakitangan utama seperti pengurus loji atau doktor, mengikut keutamaan, untuk dihubungi sekiranya berlaku kecemasan di luar waktu bertugas.</w:t>
@@ -1946,94 +3147,109 @@
     </w:p>
     <w:p>
       <w:pPr>
-        <w:spacing w:after="160"/>
+        <w:spacing w:after="120" w:line="276" w:lineRule="auto"/>
+        <w:jc w:val="left"/>
       </w:pPr>
       <w:r>
         <w:rPr>
-          <w:rFonts w:ascii="Arial" w:hAnsi="Arial"/>
+          <w:rFonts w:ascii="Arial" w:hAnsi="Arial" w:cs="Arial"/>
           <w:b w:val="0"/>
           <w:i/>
+          <w:color w:val="000000"/>
           <w:sz w:val="22"/>
         </w:rPr>
         <w:t>Contoh studio:</w:t>
       </w:r>
       <w:r>
         <w:rPr>
-          <w:rFonts w:ascii="Arial" w:hAnsi="Arial"/>
+          <w:rFonts w:ascii="Arial" w:hAnsi="Arial" w:cs="Arial"/>
           <w:b w:val="0"/>
           <w:i w:val="0"/>
+          <w:color w:val="000000"/>
           <w:sz w:val="22"/>
         </w:rPr>
         <w:t xml:space="preserve"> Auxiliary power supply (UPS/generator sandaran) di studio penyuntingan bukan sahaja untuk mengelakkan kehilangan data (data loss) semasa proses </w:t>
       </w:r>
       <w:r>
         <w:rPr>
-          <w:rFonts w:ascii="Arial" w:hAnsi="Arial"/>
+          <w:rFonts w:ascii="Arial" w:hAnsi="Arial" w:cs="Arial"/>
           <w:b w:val="0"/>
           <w:i/>
+          <w:color w:val="000000"/>
           <w:sz w:val="22"/>
         </w:rPr>
         <w:t>render</w:t>
       </w:r>
       <w:r>
         <w:rPr>
-          <w:rFonts w:ascii="Arial" w:hAnsi="Arial"/>
+          <w:rFonts w:ascii="Arial" w:hAnsi="Arial" w:cs="Arial"/>
           <w:b w:val="0"/>
           <w:i w:val="0"/>
+          <w:color w:val="000000"/>
           <w:sz w:val="22"/>
         </w:rPr>
         <w:t xml:space="preserve"> atau </w:t>
       </w:r>
       <w:r>
         <w:rPr>
-          <w:rFonts w:ascii="Arial" w:hAnsi="Arial"/>
+          <w:rFonts w:ascii="Arial" w:hAnsi="Arial" w:cs="Arial"/>
           <w:b w:val="0"/>
           <w:i/>
+          <w:color w:val="000000"/>
           <w:sz w:val="22"/>
         </w:rPr>
         <w:t>export</w:t>
       </w:r>
       <w:r>
         <w:rPr>
-          <w:rFonts w:ascii="Arial" w:hAnsi="Arial"/>
+          <w:rFonts w:ascii="Arial" w:hAnsi="Arial" w:cs="Arial"/>
           <w:b w:val="0"/>
           <w:i w:val="0"/>
+          <w:color w:val="000000"/>
           <w:sz w:val="22"/>
         </w:rPr>
         <w:t xml:space="preserve"> berlangsung, tetapi juga membolehkan sistem penggera dan pencahayaan laluan keluar kekal berfungsi semasa gangguan bekalan elektrik yang menyebabkan kebakaran elektrik.</w:t>
       </w:r>
     </w:p>
     <w:p>
+      <w:pPr>
+        <w:spacing w:before="120" w:after="120" w:line="276" w:lineRule="auto"/>
+        <w:jc w:val="left"/>
+      </w:pPr>
       <w:r>
         <w:rPr>
-          <w:rFonts w:ascii="Arial" w:hAnsi="Arial"/>
+          <w:rFonts w:ascii="Arial" w:hAnsi="Arial" w:cs="Arial"/>
           <w:b/>
-          <w:sz w:val="24"/>
+          <w:color w:val="000000"/>
+          <w:sz w:val="22"/>
         </w:rPr>
         <w:t>SOALAN</w:t>
       </w:r>
       <w:r>
         <w:rPr>
-          <w:rFonts w:ascii="Arial" w:hAnsi="Arial"/>
+          <w:rFonts w:ascii="Arial" w:hAnsi="Arial" w:cs="Arial"/>
           <w:b/>
-          <w:sz w:val="24"/>
+          <w:color w:val="000000"/>
+          <w:sz w:val="22"/>
         </w:rPr>
         <w:t>/</w:t>
       </w:r>
       <w:r>
         <w:rPr>
-          <w:rFonts w:ascii="Arial" w:hAnsi="Arial"/>
+          <w:rFonts w:ascii="Arial" w:hAnsi="Arial" w:cs="Arial"/>
           <w:b/>
           <w:i/>
-          <w:sz w:val="24"/>
+          <w:color w:val="000000"/>
+          <w:sz w:val="22"/>
         </w:rPr>
         <w:t>QUESTION</w:t>
       </w:r>
       <w:r>
         <w:rPr>
-          <w:rFonts w:ascii="Arial" w:hAnsi="Arial"/>
+          <w:rFonts w:ascii="Arial" w:hAnsi="Arial" w:cs="Arial"/>
           <w:b/>
-          <w:sz w:val="24"/>
+          <w:color w:val="000000"/>
+          <w:sz w:val="22"/>
         </w:rPr>
         <w:t>:</w:t>
       </w:r>
@@ -2041,13 +3257,15 @@
     <w:p/>
     <w:p>
       <w:pPr>
-        <w:spacing w:after="160"/>
+        <w:spacing w:after="120" w:before="120" w:line="276" w:lineRule="auto"/>
+        <w:jc w:val="left"/>
       </w:pPr>
       <w:r>
         <w:rPr>
-          <w:rFonts w:ascii="Arial" w:hAnsi="Arial"/>
+          <w:rFonts w:ascii="Arial" w:hAnsi="Arial" w:cs="Arial"/>
           <w:b/>
           <w:i w:val="0"/>
+          <w:color w:val="000000"/>
           <w:sz w:val="22"/>
         </w:rPr>
         <w:t>1. Apakah maksud keutamaan kerja (work priority)?</w:t>
@@ -2055,58 +3273,65 @@
     </w:p>
     <w:p>
       <w:pPr>
-        <w:spacing w:after="160"/>
+        <w:spacing w:after="120" w:line="276" w:lineRule="auto"/>
+        <w:jc w:val="left"/>
       </w:pPr>
       <w:r>
         <w:rPr>
-          <w:rFonts w:ascii="Arial" w:hAnsi="Arial"/>
+          <w:rFonts w:ascii="Arial" w:hAnsi="Arial" w:cs="Arial"/>
           <w:b w:val="0"/>
           <w:i/>
+          <w:color w:val="000000"/>
           <w:sz w:val="22"/>
         </w:rPr>
         <w:t>Jawapan model:</w:t>
       </w:r>
       <w:r>
         <w:rPr>
-          <w:rFonts w:ascii="Arial" w:hAnsi="Arial"/>
+          <w:rFonts w:ascii="Arial" w:hAnsi="Arial" w:cs="Arial"/>
           <w:b w:val="0"/>
           <w:i w:val="0"/>
+          <w:color w:val="000000"/>
           <w:sz w:val="22"/>
         </w:rPr>
         <w:t xml:space="preserve"> Keutamaan kerja ialah keupayaan menentukan dan menyusun tugas mengikut kepentingan dan kedesakan supaya konflik antara keutamaan kepentingan dan keutamaan masa dapat diuruskan — apa yang dilakukan kedua sama pentingnya dengan apa yang dilakukan pertama. Contoh studio: Editor menilai sama ada menyiapkan </w:t>
       </w:r>
       <w:r>
         <w:rPr>
-          <w:rFonts w:ascii="Arial" w:hAnsi="Arial"/>
+          <w:rFonts w:ascii="Arial" w:hAnsi="Arial" w:cs="Arial"/>
           <w:b w:val="0"/>
           <w:i/>
+          <w:color w:val="000000"/>
           <w:sz w:val="22"/>
         </w:rPr>
         <w:t>re-edit</w:t>
       </w:r>
       <w:r>
         <w:rPr>
-          <w:rFonts w:ascii="Arial" w:hAnsi="Arial"/>
+          <w:rFonts w:ascii="Arial" w:hAnsi="Arial" w:cs="Arial"/>
           <w:b w:val="0"/>
           <w:i w:val="0"/>
+          <w:color w:val="000000"/>
           <w:sz w:val="22"/>
         </w:rPr>
         <w:t xml:space="preserve"> trailer untuk siaran petang ini (keutamaan 'A') mengatasi </w:t>
       </w:r>
       <w:r>
         <w:rPr>
-          <w:rFonts w:ascii="Arial" w:hAnsi="Arial"/>
+          <w:rFonts w:ascii="Arial" w:hAnsi="Arial" w:cs="Arial"/>
           <w:b w:val="0"/>
           <w:i/>
+          <w:color w:val="000000"/>
           <w:sz w:val="22"/>
         </w:rPr>
         <w:t>colour grading</w:t>
       </w:r>
       <w:r>
         <w:rPr>
-          <w:rFonts w:ascii="Arial" w:hAnsi="Arial"/>
+          <w:rFonts w:ascii="Arial" w:hAnsi="Arial" w:cs="Arial"/>
           <w:b w:val="0"/>
           <w:i w:val="0"/>
+          <w:color w:val="000000"/>
           <w:sz w:val="22"/>
         </w:rPr>
         <w:t xml:space="preserve"> projek yang tarikh akhirnya masih seminggu lagi.</w:t>
@@ -2114,13 +3339,15 @@
     </w:p>
     <w:p>
       <w:pPr>
-        <w:spacing w:after="160"/>
+        <w:spacing w:after="120" w:before="120" w:line="276" w:lineRule="auto"/>
+        <w:jc w:val="left"/>
       </w:pPr>
       <w:r>
         <w:rPr>
-          <w:rFonts w:ascii="Arial" w:hAnsi="Arial"/>
+          <w:rFonts w:ascii="Arial" w:hAnsi="Arial" w:cs="Arial"/>
           <w:b/>
           <w:i w:val="0"/>
+          <w:color w:val="000000"/>
           <w:sz w:val="22"/>
         </w:rPr>
         <w:t>2. Namakan dua (2) jenis situasi mendesak.</w:t>
@@ -2128,22 +3355,25 @@
     </w:p>
     <w:p>
       <w:pPr>
-        <w:spacing w:after="160"/>
+        <w:spacing w:after="120" w:line="276" w:lineRule="auto"/>
+        <w:jc w:val="left"/>
       </w:pPr>
       <w:r>
         <w:rPr>
-          <w:rFonts w:ascii="Arial" w:hAnsi="Arial"/>
+          <w:rFonts w:ascii="Arial" w:hAnsi="Arial" w:cs="Arial"/>
           <w:b w:val="0"/>
           <w:i/>
+          <w:color w:val="000000"/>
           <w:sz w:val="22"/>
         </w:rPr>
         <w:t>Jawapan model:</w:t>
       </w:r>
       <w:r>
         <w:rPr>
-          <w:rFonts w:ascii="Arial" w:hAnsi="Arial"/>
+          <w:rFonts w:ascii="Arial" w:hAnsi="Arial" w:cs="Arial"/>
           <w:b w:val="0"/>
           <w:i w:val="0"/>
+          <w:color w:val="000000"/>
           <w:sz w:val="22"/>
         </w:rPr>
         <w:t xml:space="preserve"> Mana-mana dua daripada: (i) Bahaya kepada nyawa (Dangers to life) — contoh: kebakaran elektrik di edit suite; (ii) Bahaya kepada kesihatan (Dangers to health) — contoh: kecederaan di lokasi rakaman (on-set injury); (iii) Bahaya kepada alam sekitar (Dangers to the environment) — contoh: pelupusan e-waste HDD/bateri kamera yang tidak betul.</w:t>
@@ -2151,13 +3381,15 @@
     </w:p>
     <w:p>
       <w:pPr>
-        <w:spacing w:after="160"/>
+        <w:spacing w:after="120" w:before="120" w:line="276" w:lineRule="auto"/>
+        <w:jc w:val="left"/>
       </w:pPr>
       <w:r>
         <w:rPr>
-          <w:rFonts w:ascii="Arial" w:hAnsi="Arial"/>
+          <w:rFonts w:ascii="Arial" w:hAnsi="Arial" w:cs="Arial"/>
           <w:b/>
           <w:i w:val="0"/>
+          <w:color w:val="000000"/>
           <w:sz w:val="22"/>
         </w:rPr>
         <w:t>3. Terangkan secara ringkas tindakan yang diperlukan dalam pelan tindakan kecemasan (emergency action plan).</w:t>
@@ -2165,76 +3397,89 @@
     </w:p>
     <w:p>
       <w:pPr>
-        <w:spacing w:after="160"/>
+        <w:spacing w:after="120" w:line="276" w:lineRule="auto"/>
+        <w:jc w:val="left"/>
       </w:pPr>
       <w:r>
         <w:rPr>
-          <w:rFonts w:ascii="Arial" w:hAnsi="Arial"/>
+          <w:rFonts w:ascii="Arial" w:hAnsi="Arial" w:cs="Arial"/>
           <w:b w:val="0"/>
           <w:i/>
+          <w:color w:val="000000"/>
           <w:sz w:val="22"/>
         </w:rPr>
         <w:t>Jawapan model:</w:t>
       </w:r>
       <w:r>
         <w:rPr>
-          <w:rFonts w:ascii="Arial" w:hAnsi="Arial"/>
+          <w:rFonts w:ascii="Arial" w:hAnsi="Arial" w:cs="Arial"/>
           <w:b w:val="0"/>
           <w:i w:val="0"/>
+          <w:color w:val="000000"/>
           <w:sz w:val="22"/>
         </w:rPr>
         <w:t xml:space="preserve"> Pelan tindakan kecemasan mesti merangkumi: kaedah melaporkan kecemasan, polisi dan prosedur pemindahan, laluan keluar dan kawasan selamat, senarai hubungan kakitangan bertanggungjawab, prosedur bagi pekerja yang kekal menutup operasi kritikal (contohnya </w:t>
       </w:r>
       <w:r>
         <w:rPr>
-          <w:rFonts w:ascii="Arial" w:hAnsi="Arial"/>
+          <w:rFonts w:ascii="Arial" w:hAnsi="Arial" w:cs="Arial"/>
           <w:b w:val="0"/>
           <w:i/>
+          <w:color w:val="000000"/>
           <w:sz w:val="22"/>
         </w:rPr>
         <w:t>emergency shutdown</w:t>
       </w:r>
       <w:r>
         <w:rPr>
-          <w:rFonts w:ascii="Arial" w:hAnsi="Arial"/>
+          <w:rFonts w:ascii="Arial" w:hAnsi="Arial" w:cs="Arial"/>
           <w:b w:val="0"/>
           <w:i w:val="0"/>
+          <w:color w:val="000000"/>
           <w:sz w:val="22"/>
         </w:rPr>
         <w:t xml:space="preserve"> server storan projek), tugas penyelamatan/perubatan, dan lokasi perhimpunan untuk mengira kehadiran kru selepas pemindahan. Tambahan pilihan termasuk lokasi komunikasi alternatif dan penyimpanan salinan pendua rekod penting (backup off-site fail projek).</w:t>
       </w:r>
     </w:p>
     <w:p>
+      <w:pPr>
+        <w:spacing w:before="120" w:after="120" w:line="276" w:lineRule="auto"/>
+        <w:jc w:val="left"/>
+      </w:pPr>
       <w:r>
         <w:rPr>
-          <w:rFonts w:ascii="Arial" w:hAnsi="Arial"/>
+          <w:rFonts w:ascii="Arial" w:hAnsi="Arial" w:cs="Arial"/>
           <w:b/>
-          <w:sz w:val="24"/>
+          <w:color w:val="000000"/>
+          <w:sz w:val="22"/>
         </w:rPr>
         <w:t>RUJUKAN</w:t>
       </w:r>
       <w:r>
         <w:rPr>
-          <w:rFonts w:ascii="Arial" w:hAnsi="Arial"/>
+          <w:rFonts w:ascii="Arial" w:hAnsi="Arial" w:cs="Arial"/>
           <w:b/>
-          <w:sz w:val="24"/>
+          <w:color w:val="000000"/>
+          <w:sz w:val="22"/>
         </w:rPr>
         <w:t>/</w:t>
       </w:r>
       <w:r>
         <w:rPr>
-          <w:rFonts w:ascii="Arial" w:hAnsi="Arial"/>
+          <w:rFonts w:ascii="Arial" w:hAnsi="Arial" w:cs="Arial"/>
           <w:b/>
           <w:i/>
-          <w:sz w:val="24"/>
+          <w:color w:val="000000"/>
+          <w:sz w:val="22"/>
         </w:rPr>
         <w:t>REFERENCES</w:t>
       </w:r>
       <w:r>
         <w:rPr>
-          <w:rFonts w:ascii="Arial" w:hAnsi="Arial"/>
+          <w:rFonts w:ascii="Arial" w:hAnsi="Arial" w:cs="Arial"/>
           <w:b/>
-          <w:sz w:val="24"/>
+          <w:color w:val="000000"/>
+          <w:sz w:val="22"/>
         </w:rPr>
         <w:t>:</w:t>
       </w:r>
@@ -2242,13 +3487,15 @@
     <w:p/>
     <w:p>
       <w:pPr>
-        <w:spacing w:after="160"/>
+        <w:spacing w:after="120" w:line="276" w:lineRule="auto"/>
+        <w:jc w:val="left"/>
       </w:pPr>
       <w:r>
         <w:rPr>
-          <w:rFonts w:ascii="Arial" w:hAnsi="Arial"/>
+          <w:rFonts w:ascii="Arial" w:hAnsi="Arial" w:cs="Arial"/>
           <w:b w:val="0"/>
           <w:i w:val="0"/>
+          <w:color w:val="000000"/>
           <w:sz w:val="22"/>
         </w:rPr>
         <w:t>1. http://www.sampletemplates.org/employment-contract-agreement-template.html</w:t>
@@ -2256,13 +3503,15 @@
     </w:p>
     <w:p>
       <w:pPr>
-        <w:spacing w:after="160"/>
+        <w:spacing w:after="120" w:line="276" w:lineRule="auto"/>
+        <w:jc w:val="left"/>
       </w:pPr>
       <w:r>
         <w:rPr>
-          <w:rFonts w:ascii="Arial" w:hAnsi="Arial"/>
+          <w:rFonts w:ascii="Arial" w:hAnsi="Arial" w:cs="Arial"/>
           <w:b w:val="0"/>
           <w:i w:val="0"/>
+          <w:color w:val="000000"/>
           <w:sz w:val="22"/>
         </w:rPr>
         <w:t>2. http://www.mbaskool.com/business-concepts/human-resources-hr-terms/1782-career-path.html</w:t>
@@ -2270,13 +3519,15 @@
     </w:p>
     <w:p>
       <w:pPr>
-        <w:spacing w:after="160"/>
+        <w:spacing w:after="120" w:line="276" w:lineRule="auto"/>
+        <w:jc w:val="left"/>
       </w:pPr>
       <w:r>
         <w:rPr>
-          <w:rFonts w:ascii="Arial" w:hAnsi="Arial"/>
+          <w:rFonts w:ascii="Arial" w:hAnsi="Arial" w:cs="Arial"/>
           <w:b w:val="0"/>
           <w:i w:val="0"/>
+          <w:color w:val="000000"/>
           <w:sz w:val="22"/>
         </w:rPr>
         <w:t>3. https://en.wikipedia.org/wiki/Organization_chart</w:t>
@@ -2284,13 +3535,15 @@
     </w:p>
     <w:p>
       <w:pPr>
-        <w:spacing w:after="160"/>
+        <w:spacing w:after="120" w:line="276" w:lineRule="auto"/>
+        <w:jc w:val="left"/>
       </w:pPr>
       <w:r>
         <w:rPr>
-          <w:rFonts w:ascii="Arial" w:hAnsi="Arial"/>
+          <w:rFonts w:ascii="Arial" w:hAnsi="Arial" w:cs="Arial"/>
           <w:b w:val="0"/>
           <w:i w:val="0"/>
+          <w:color w:val="000000"/>
           <w:sz w:val="22"/>
         </w:rPr>
         <w:t>4. Creately.com/blog/diagrams/organizational-chart-best-practices/</w:t>
@@ -2298,13 +3551,15 @@
     </w:p>
     <w:p>
       <w:pPr>
-        <w:spacing w:after="160"/>
+        <w:spacing w:after="120" w:line="276" w:lineRule="auto"/>
+        <w:jc w:val="left"/>
       </w:pPr>
       <w:r>
         <w:rPr>
-          <w:rFonts w:ascii="Arial" w:hAnsi="Arial"/>
+          <w:rFonts w:ascii="Arial" w:hAnsi="Arial" w:cs="Arial"/>
           <w:b w:val="0"/>
           <w:i/>
+          <w:color w:val="000000"/>
           <w:sz w:val="22"/>
         </w:rPr>
         <w:t>(Nota: senarai rujukan di atas disalin verbatim daripada KP rasmi Z-009-3:2015-M04/P(2/2). Inventori projek — `raw/adi-mpc-template-2026-09/core-abilities/_txt/00-INVENTORY.md` §3 — mencatatkan bahawa senarai rujukan ini adalah artifak salin-tempel yang berulang merentasi beberapa KP tidak berkaitan dan mungkin tidak mencerminkan sumber sebenar kandungan ini.)</w:t>
@@ -2377,614 +3632,8 @@
     <w:pPr>
       <w:pStyle w:val="Header"/>
     </w:pPr>
+    <w:r/>
   </w:p>
-  <w:tbl>
-    <w:tblPr>
-      <w:tblW w:type="auto" w:w="0"/>
-      <w:jc w:val="center"/>
-      <w:tblLook w:firstColumn="1" w:firstRow="1" w:lastColumn="0" w:lastRow="0" w:noHBand="0" w:noVBand="1" w:val="04A0"/>
-      <w:tblBorders>
-        <w:top w:val="single" w:sz="4" w:space="0" w:color="000000"/>
-        <w:left w:val="single" w:sz="4" w:space="0" w:color="000000"/>
-        <w:bottom w:val="single" w:sz="4" w:space="0" w:color="000000"/>
-        <w:right w:val="single" w:sz="4" w:space="0" w:color="000000"/>
-        <w:insideH w:val="single" w:sz="4" w:space="0" w:color="000000"/>
-        <w:insideV w:val="single" w:sz="4" w:space="0" w:color="000000"/>
-      </w:tblBorders>
-    </w:tblPr>
-    <w:tblGrid>
-      <w:gridCol w:w="3213"/>
-      <w:gridCol w:w="3213"/>
-      <w:gridCol w:w="3213"/>
-    </w:tblGrid>
-    <w:tr>
-      <w:tc>
-        <w:tcPr>
-          <w:tcW w:type="dxa" w:w="2551"/>
-          <w:vAlign w:val="center"/>
-          <w:tcMar>
-            <w:top w:w="40" w:type="dxa"/>
-            <w:bottom w:w="40" w:type="dxa"/>
-            <w:start w:w="80" w:type="dxa"/>
-            <w:end w:w="80" w:type="dxa"/>
-          </w:tcMar>
-        </w:tcPr>
-        <w:p>
-          <w:pPr>
-            <w:jc w:val="left"/>
-          </w:pPr>
-          <w:r>
-            <w:drawing>
-              <wp:inline xmlns:a="http://schemas.openxmlformats.org/drawingml/2006/main" xmlns:pic="http://schemas.openxmlformats.org/drawingml/2006/picture">
-                <wp:extent cx="885785" cy="1404000"/>
-                <wp:docPr id="1" name="Picture 1"/>
-                <wp:cNvGraphicFramePr>
-                  <a:graphicFrameLocks noChangeAspect="1"/>
-                </wp:cNvGraphicFramePr>
-                <a:graphic>
-                  <a:graphicData uri="http://schemas.openxmlformats.org/drawingml/2006/picture">
-                    <pic:pic>
-                      <pic:nvPicPr>
-                        <pic:cNvPr id="0" name="jpk-logo-official.png"/>
-                        <pic:cNvPicPr/>
-                      </pic:nvPicPr>
-                      <pic:blipFill>
-                        <a:blip r:embed="rId1"/>
-                        <a:stretch>
-                          <a:fillRect/>
-                        </a:stretch>
-                      </pic:blipFill>
-                      <pic:spPr>
-                        <a:xfrm>
-                          <a:off x="0" y="0"/>
-                          <a:ext cx="885785" cy="1404000"/>
-                        </a:xfrm>
-                        <a:prstGeom prst="rect"/>
-                      </pic:spPr>
-                    </pic:pic>
-                  </a:graphicData>
-                </a:graphic>
-              </wp:inline>
-            </w:drawing>
-          </w:r>
-        </w:p>
-      </w:tc>
-      <w:tc>
-        <w:tcPr>
-          <w:tcW w:type="dxa" w:w="2268"/>
-          <w:gridSpan w:val="2"/>
-          <w:tcMar>
-            <w:top w:w="40" w:type="dxa"/>
-            <w:bottom w:w="40" w:type="dxa"/>
-            <w:start w:w="80" w:type="dxa"/>
-            <w:end w:w="80" w:type="dxa"/>
-          </w:tcMar>
-          <w:tcMar>
-            <w:top w:w="40" w:type="dxa"/>
-            <w:bottom w:w="40" w:type="dxa"/>
-            <w:start w:w="80" w:type="dxa"/>
-            <w:end w:w="80" w:type="dxa"/>
-          </w:tcMar>
-        </w:tcPr>
-        <w:p>
-          <w:r/>
-          <w:r>
-            <w:rPr>
-              <w:rFonts w:ascii="Arial" w:hAnsi="Arial"/>
-              <w:b/>
-              <w:sz w:val="22"/>
-            </w:rPr>
-            <w:t>JABATAN PEMBANGUNAN KEMAHIRAN</w:t>
-          </w:r>
-        </w:p>
-        <w:p>
-          <w:r>
-            <w:rPr>
-              <w:rFonts w:ascii="Arial" w:hAnsi="Arial"/>
-              <w:b/>
-              <w:sz w:val="22"/>
-            </w:rPr>
-            <w:t>KEMENTERIAN SUMBER MANUSIA</w:t>
-          </w:r>
-        </w:p>
-        <w:p>
-          <w:r>
-            <w:rPr>
-              <w:rFonts w:ascii="Arial" w:hAnsi="Arial"/>
-              <w:b/>
-              <w:sz w:val="22"/>
-            </w:rPr>
-            <w:t>ARAS 7 &amp; 8 BLOK D4, KOMPLEK D</w:t>
-          </w:r>
-        </w:p>
-        <w:p>
-          <w:r>
-            <w:rPr>
-              <w:rFonts w:ascii="Arial" w:hAnsi="Arial"/>
-              <w:b/>
-              <w:sz w:val="22"/>
-            </w:rPr>
-            <w:t>PUSAT PENTADBIRAN KERAJAAN PERSEKUTUAN</w:t>
-          </w:r>
-        </w:p>
-        <w:p>
-          <w:r>
-            <w:rPr>
-              <w:rFonts w:ascii="Arial" w:hAnsi="Arial"/>
-              <w:b/>
-              <w:sz w:val="22"/>
-            </w:rPr>
-            <w:t>62530 PUTRAJAYA</w:t>
-          </w:r>
-        </w:p>
-        <w:p/>
-        <w:p>
-          <w:r>
-            <w:rPr>
-              <w:rFonts w:ascii="Arial" w:hAnsi="Arial"/>
-              <w:b/>
-              <w:sz w:val="40"/>
-            </w:rPr>
-            <w:t>KERTAS PENERANGAN</w:t>
-          </w:r>
-        </w:p>
-        <w:p>
-          <w:r>
-            <w:rPr>
-              <w:rFonts w:ascii="Arial" w:hAnsi="Arial"/>
-              <w:b/>
-              <w:sz w:val="24"/>
-            </w:rPr>
-            <w:t>(</w:t>
-          </w:r>
-          <w:r>
-            <w:rPr>
-              <w:rFonts w:ascii="Arial" w:hAnsi="Arial"/>
-              <w:b/>
-              <w:i/>
-              <w:sz w:val="24"/>
-            </w:rPr>
-            <w:t>INFORMATION SHEET</w:t>
-          </w:r>
-          <w:r>
-            <w:rPr>
-              <w:rFonts w:ascii="Arial" w:hAnsi="Arial"/>
-              <w:b/>
-              <w:sz w:val="24"/>
-            </w:rPr>
-            <w:t>)</w:t>
-          </w:r>
-        </w:p>
-      </w:tc>
-    </w:tr>
-    <w:tr>
-      <w:tc>
-        <w:tcPr>
-          <w:tcW w:type="dxa" w:w="2551"/>
-          <w:tcMar>
-            <w:top w:w="40" w:type="dxa"/>
-            <w:bottom w:w="40" w:type="dxa"/>
-            <w:start w:w="80" w:type="dxa"/>
-            <w:end w:w="80" w:type="dxa"/>
-          </w:tcMar>
-        </w:tcPr>
-        <w:p>
-          <w:r/>
-          <w:r>
-            <w:rPr>
-              <w:rFonts w:ascii="Arial" w:hAnsi="Arial"/>
-              <w:b/>
-              <w:sz w:val="22"/>
-            </w:rPr>
-            <w:t xml:space="preserve">KOD DAN NAMA PROGRAM / </w:t>
-          </w:r>
-          <w:r>
-            <w:rPr>
-              <w:rFonts w:ascii="Arial" w:hAnsi="Arial"/>
-              <w:b/>
-              <w:i/>
-              <w:sz w:val="22"/>
-            </w:rPr>
-            <w:t>PROGRAM'S CODE AND NAME</w:t>
-          </w:r>
-        </w:p>
-      </w:tc>
-      <w:tc>
-        <w:tcPr>
-          <w:tcW w:type="dxa" w:w="2268"/>
-          <w:gridSpan w:val="2"/>
-          <w:tcMar>
-            <w:top w:w="40" w:type="dxa"/>
-            <w:bottom w:w="40" w:type="dxa"/>
-            <w:start w:w="80" w:type="dxa"/>
-            <w:end w:w="80" w:type="dxa"/>
-          </w:tcMar>
-          <w:tcMar>
-            <w:top w:w="40" w:type="dxa"/>
-            <w:bottom w:w="40" w:type="dxa"/>
-            <w:start w:w="80" w:type="dxa"/>
-            <w:end w:w="80" w:type="dxa"/>
-          </w:tcMar>
-        </w:tcPr>
-        <w:p>
-          <w:r/>
-          <w:r>
-            <w:rPr>
-              <w:rFonts w:ascii="Arial" w:hAnsi="Arial"/>
-              <w:b/>
-              <w:i w:val="0"/>
-              <w:sz w:val="22"/>
-            </w:rPr>
-            <w:t>Z-009-3:2015 CORE ABILITIES (untuk program IT-072-3:2012 VIDEO / FILM (EDITING))</w:t>
-          </w:r>
-        </w:p>
-      </w:tc>
-    </w:tr>
-    <w:tr>
-      <w:tc>
-        <w:tcPr>
-          <w:tcW w:type="dxa" w:w="2551"/>
-          <w:tcMar>
-            <w:top w:w="40" w:type="dxa"/>
-            <w:bottom w:w="40" w:type="dxa"/>
-            <w:start w:w="80" w:type="dxa"/>
-            <w:end w:w="80" w:type="dxa"/>
-          </w:tcMar>
-        </w:tcPr>
-        <w:p>
-          <w:r/>
-          <w:r>
-            <w:rPr>
-              <w:rFonts w:ascii="Arial" w:hAnsi="Arial"/>
-              <w:b/>
-              <w:sz w:val="22"/>
-            </w:rPr>
-            <w:t xml:space="preserve">TAHAP / </w:t>
-          </w:r>
-          <w:r>
-            <w:rPr>
-              <w:rFonts w:ascii="Arial" w:hAnsi="Arial"/>
-              <w:b/>
-              <w:i/>
-              <w:sz w:val="22"/>
-            </w:rPr>
-            <w:t>LEVEL</w:t>
-          </w:r>
-        </w:p>
-      </w:tc>
-      <w:tc>
-        <w:tcPr>
-          <w:tcW w:type="dxa" w:w="2268"/>
-          <w:gridSpan w:val="2"/>
-          <w:tcMar>
-            <w:top w:w="40" w:type="dxa"/>
-            <w:bottom w:w="40" w:type="dxa"/>
-            <w:start w:w="80" w:type="dxa"/>
-            <w:end w:w="80" w:type="dxa"/>
-          </w:tcMar>
-          <w:tcMar>
-            <w:top w:w="40" w:type="dxa"/>
-            <w:bottom w:w="40" w:type="dxa"/>
-            <w:start w:w="80" w:type="dxa"/>
-            <w:end w:w="80" w:type="dxa"/>
-          </w:tcMar>
-        </w:tcPr>
-        <w:p>
-          <w:r/>
-          <w:r>
-            <w:rPr>
-              <w:rFonts w:ascii="Arial" w:hAnsi="Arial"/>
-              <w:b/>
-              <w:i w:val="0"/>
-              <w:sz w:val="22"/>
-            </w:rPr>
-            <w:t>3</w:t>
-          </w:r>
-        </w:p>
-      </w:tc>
-    </w:tr>
-    <w:tr>
-      <w:tc>
-        <w:tcPr>
-          <w:tcW w:type="dxa" w:w="2551"/>
-          <w:tcMar>
-            <w:top w:w="40" w:type="dxa"/>
-            <w:bottom w:w="40" w:type="dxa"/>
-            <w:start w:w="80" w:type="dxa"/>
-            <w:end w:w="80" w:type="dxa"/>
-          </w:tcMar>
-        </w:tcPr>
-        <w:p>
-          <w:r/>
-          <w:r>
-            <w:rPr>
-              <w:rFonts w:ascii="Arial" w:hAnsi="Arial"/>
-              <w:b/>
-              <w:sz w:val="22"/>
-            </w:rPr>
-            <w:t xml:space="preserve">NO. DAN TAJUK KEBOLEHAN TERAS / </w:t>
-          </w:r>
-          <w:r>
-            <w:rPr>
-              <w:rFonts w:ascii="Arial" w:hAnsi="Arial"/>
-              <w:b/>
-              <w:i/>
-              <w:sz w:val="22"/>
-            </w:rPr>
-            <w:t>CORE ABILITY NO. AND TITLE</w:t>
-          </w:r>
-        </w:p>
-      </w:tc>
-      <w:tc>
-        <w:tcPr>
-          <w:tcW w:type="dxa" w:w="2268"/>
-          <w:gridSpan w:val="2"/>
-          <w:tcMar>
-            <w:top w:w="40" w:type="dxa"/>
-            <w:bottom w:w="40" w:type="dxa"/>
-            <w:start w:w="80" w:type="dxa"/>
-            <w:end w:w="80" w:type="dxa"/>
-          </w:tcMar>
-          <w:tcMar>
-            <w:top w:w="40" w:type="dxa"/>
-            <w:bottom w:w="40" w:type="dxa"/>
-            <w:start w:w="80" w:type="dxa"/>
-            <w:end w:w="80" w:type="dxa"/>
-          </w:tcMar>
-        </w:tcPr>
-        <w:p>
-          <w:r/>
-          <w:r>
-            <w:rPr>
-              <w:rFonts w:ascii="Arial" w:hAnsi="Arial"/>
-              <w:b/>
-              <w:i w:val="0"/>
-              <w:sz w:val="22"/>
-            </w:rPr>
-            <w:t>CA04 WORK PLACE ETHICS</w:t>
-          </w:r>
-        </w:p>
-      </w:tc>
-    </w:tr>
-    <w:tr>
-      <w:tc>
-        <w:tcPr>
-          <w:tcW w:type="dxa" w:w="2551"/>
-          <w:tcMar>
-            <w:top w:w="40" w:type="dxa"/>
-            <w:bottom w:w="40" w:type="dxa"/>
-            <w:start w:w="80" w:type="dxa"/>
-            <w:end w:w="80" w:type="dxa"/>
-          </w:tcMar>
-        </w:tcPr>
-        <w:p>
-          <w:r/>
-          <w:r>
-            <w:rPr>
-              <w:rFonts w:ascii="Arial" w:hAnsi="Arial"/>
-              <w:b/>
-              <w:sz w:val="22"/>
-            </w:rPr>
-            <w:t xml:space="preserve">NO. DAN PENYATAAN KEBOLEHAN / </w:t>
-          </w:r>
-          <w:r>
-            <w:rPr>
-              <w:rFonts w:ascii="Arial" w:hAnsi="Arial"/>
-              <w:b/>
-              <w:i/>
-              <w:sz w:val="22"/>
-            </w:rPr>
-            <w:t>ABILITY NO. AND STATEMENT</w:t>
-          </w:r>
-        </w:p>
-      </w:tc>
-      <w:tc>
-        <w:tcPr>
-          <w:tcW w:type="dxa" w:w="2268"/>
-          <w:gridSpan w:val="2"/>
-          <w:tcMar>
-            <w:top w:w="40" w:type="dxa"/>
-            <w:bottom w:w="40" w:type="dxa"/>
-            <w:start w:w="80" w:type="dxa"/>
-            <w:end w:w="80" w:type="dxa"/>
-          </w:tcMar>
-          <w:tcMar>
-            <w:top w:w="40" w:type="dxa"/>
-            <w:bottom w:w="40" w:type="dxa"/>
-            <w:start w:w="80" w:type="dxa"/>
-            <w:end w:w="80" w:type="dxa"/>
-          </w:tcMar>
-        </w:tcPr>
-        <w:p>
-          <w:r/>
-          <w:r>
-            <w:rPr>
-              <w:rFonts w:ascii="Arial" w:hAnsi="Arial"/>
-              <w:b/>
-              <w:i w:val="0"/>
-              <w:sz w:val="22"/>
-            </w:rPr>
-            <w:t>04.02 HANDLE SITUATION THAT REQUIRES ATTENTION</w:t>
-          </w:r>
-        </w:p>
-      </w:tc>
-    </w:tr>
-    <w:tr>
-      <w:tc>
-        <w:tcPr>
-          <w:tcW w:type="dxa" w:w="2551"/>
-          <w:tcMar>
-            <w:top w:w="40" w:type="dxa"/>
-            <w:bottom w:w="40" w:type="dxa"/>
-            <w:start w:w="80" w:type="dxa"/>
-            <w:end w:w="80" w:type="dxa"/>
-          </w:tcMar>
-        </w:tcPr>
-        <w:p>
-          <w:r/>
-          <w:r>
-            <w:rPr>
-              <w:rFonts w:ascii="Arial" w:hAnsi="Arial"/>
-              <w:b/>
-              <w:sz w:val="22"/>
-            </w:rPr>
-            <w:t xml:space="preserve">NO. KOD / </w:t>
-          </w:r>
-          <w:r>
-            <w:rPr>
-              <w:rFonts w:ascii="Arial" w:hAnsi="Arial"/>
-              <w:b/>
-              <w:i/>
-              <w:sz w:val="22"/>
-            </w:rPr>
-            <w:t>CODE NO.</w:t>
-          </w:r>
-        </w:p>
-      </w:tc>
-      <w:tc>
-        <w:tcPr>
-          <w:tcW w:type="dxa" w:w="4819"/>
-          <w:tcMar>
-            <w:top w:w="40" w:type="dxa"/>
-            <w:bottom w:w="40" w:type="dxa"/>
-            <w:start w:w="80" w:type="dxa"/>
-            <w:end w:w="80" w:type="dxa"/>
-          </w:tcMar>
-        </w:tcPr>
-        <w:p>
-          <w:r/>
-          <w:r>
-            <w:rPr>
-              <w:rFonts w:ascii="Arial" w:hAnsi="Arial"/>
-              <w:b/>
-              <w:i w:val="0"/>
-              <w:sz w:val="22"/>
-            </w:rPr>
-            <w:t>Z-009-3:2015-M04/P(2/2)</w:t>
-          </w:r>
-        </w:p>
-      </w:tc>
-      <w:tc>
-        <w:tcPr>
-          <w:tcW w:type="dxa" w:w="2268"/>
-          <w:tcMar>
-            <w:top w:w="40" w:type="dxa"/>
-            <w:bottom w:w="40" w:type="dxa"/>
-            <w:start w:w="80" w:type="dxa"/>
-            <w:end w:w="80" w:type="dxa"/>
-          </w:tcMar>
-        </w:tcPr>
-        <w:p>
-          <w:r/>
-          <w:r>
-            <w:rPr>
-              <w:rFonts w:ascii="Arial" w:hAnsi="Arial"/>
-              <w:b/>
-              <w:sz w:val="22"/>
-            </w:rPr>
-            <w:t xml:space="preserve">Mukasurat / </w:t>
-          </w:r>
-          <w:r>
-            <w:rPr>
-              <w:rFonts w:ascii="Arial" w:hAnsi="Arial"/>
-              <w:b/>
-              <w:i/>
-              <w:sz w:val="22"/>
-            </w:rPr>
-            <w:t>Page</w:t>
-          </w:r>
-          <w:r>
-            <w:rPr>
-              <w:rFonts w:ascii="Arial" w:hAnsi="Arial"/>
-              <w:b/>
-              <w:sz w:val="22"/>
-            </w:rPr>
-            <w:t xml:space="preserve"> : </w:t>
-          </w:r>
-          <w:r>
-            <w:rPr>
-              <w:rFonts w:ascii="Arial" w:hAnsi="Arial"/>
-              <w:b/>
-              <w:sz w:val="22"/>
-            </w:rPr>
-            <w:fldChar w:fldCharType="begin"/>
-            <w:instrText xml:space="preserve">PAGE</w:instrText>
-            <w:fldChar w:fldCharType="separate"/>
-            <w:t>1</w:t>
-            <w:fldChar w:fldCharType="end"/>
-          </w:r>
-        </w:p>
-        <w:p>
-          <w:r>
-            <w:rPr>
-              <w:rFonts w:ascii="Arial" w:hAnsi="Arial"/>
-              <w:b/>
-              <w:sz w:val="22"/>
-            </w:rPr>
-            <w:t xml:space="preserve">Drpd / </w:t>
-          </w:r>
-          <w:r>
-            <w:rPr>
-              <w:rFonts w:ascii="Arial" w:hAnsi="Arial"/>
-              <w:b/>
-              <w:i/>
-              <w:sz w:val="22"/>
-            </w:rPr>
-            <w:t>of</w:t>
-          </w:r>
-          <w:r>
-            <w:rPr>
-              <w:rFonts w:ascii="Arial" w:hAnsi="Arial"/>
-              <w:b/>
-              <w:sz w:val="22"/>
-            </w:rPr>
-            <w:t xml:space="preserve"> : </w:t>
-          </w:r>
-          <w:r>
-            <w:rPr>
-              <w:rFonts w:ascii="Arial" w:hAnsi="Arial"/>
-              <w:b/>
-              <w:sz w:val="22"/>
-            </w:rPr>
-            <w:fldChar w:fldCharType="begin"/>
-            <w:instrText xml:space="preserve">NUMPAGES</w:instrText>
-            <w:fldChar w:fldCharType="separate"/>
-            <w:t>1</w:t>
-            <w:fldChar w:fldCharType="end"/>
-          </w:r>
-        </w:p>
-      </w:tc>
-    </w:tr>
-    <w:tr>
-      <w:tc>
-        <w:tcPr>
-          <w:tcW w:type="dxa" w:w="2268"/>
-          <w:gridSpan w:val="3"/>
-          <w:tcMar>
-            <w:top w:w="40" w:type="dxa"/>
-            <w:bottom w:w="40" w:type="dxa"/>
-            <w:start w:w="80" w:type="dxa"/>
-            <w:end w:w="80" w:type="dxa"/>
-          </w:tcMar>
-          <w:tcMar>
-            <w:top w:w="40" w:type="dxa"/>
-            <w:bottom w:w="40" w:type="dxa"/>
-            <w:start w:w="80" w:type="dxa"/>
-            <w:end w:w="80" w:type="dxa"/>
-          </w:tcMar>
-          <w:tcMar>
-            <w:top w:w="40" w:type="dxa"/>
-            <w:bottom w:w="40" w:type="dxa"/>
-            <w:start w:w="80" w:type="dxa"/>
-            <w:end w:w="80" w:type="dxa"/>
-          </w:tcMar>
-        </w:tcPr>
-        <w:p>
-          <w:r/>
-        </w:p>
-      </w:tc>
-    </w:tr>
-  </w:tbl>
 </w:hdr>
 </file>
 
